--- a/engine/adib_study/ADIB_Bibliography_10-09-2026.docx
+++ b/engine/adib_study/ADIB_Bibliography_10-09-2026.docx
@@ -2301,7 +2301,7 @@
                 <w:color w:val="1C3A36"/>
                 <w:sz w:val="13"/>
               </w:rPr>
-              <w:t>band construction</w:t>
+              <w:t>assets fy2024</w:t>
             </w:r>
           </w:p>
         </w:tc>
@@ -2319,7 +2319,7 @@
                 <w:color w:val="1C3A36"/>
                 <w:sz w:val="13"/>
               </w:rPr>
-              <w:t>the range of the present-value rea</w:t>
+              <w:t>260467</w:t>
             </w:r>
           </w:p>
         </w:tc>
@@ -2337,7 +2337,7 @@
                 <w:color w:val="1C3A36"/>
                 <w:sz w:val="13"/>
               </w:rPr>
-              <w:t>2026-09-10</w:t>
+              <w:t>2026-02-05</w:t>
             </w:r>
           </w:p>
         </w:tc>
@@ -2355,7 +2355,7 @@
                 <w:color w:val="1C3A36"/>
                 <w:sz w:val="13"/>
               </w:rPr>
-              <w:t>House</w:t>
+              <w:t>A</w:t>
             </w:r>
           </w:p>
         </w:tc>
@@ -2373,7 +2373,7 @@
                 <w:color w:val="1C3A36"/>
                 <w:sz w:val="13"/>
               </w:rPr>
-              <w:t>Bear is the free-cash-flow-to-equity read, full the residual-income read, and the central the dividend-discount primary between them. THE ENVELOPE IS NARROW BECAUSE THE THREE LENSES AGREE, AND THAT IS A STATEMENT ABOUT LENS AGREEMENT RATHER THAN ABOUT FORECAST CONFIDENCE. The fundamental walk-forward beneath this study measured a three-year attributable-profit dispersion of x0.29 to x1.48 on eight cells; that distribution sets</w:t>
+              <w:t>The audited consolidated financial statements for the year ended 31 December 2024, as the comparative column of the FY2025 filing.</w:t>
             </w:r>
           </w:p>
         </w:tc>
@@ -2392,7 +2392,7 @@
                 <w:color w:val="1C3A36"/>
                 <w:sz w:val="13"/>
               </w:rPr>
-              <w:t>base year</w:t>
+              <w:t>assets fy2025</w:t>
             </w:r>
           </w:p>
         </w:tc>
@@ -2410,7 +2410,7 @@
                 <w:color w:val="1C3A36"/>
                 <w:sz w:val="13"/>
               </w:rPr>
-              <w:t>FY2025</w:t>
+              <w:t>346711</w:t>
             </w:r>
           </w:p>
         </w:tc>
@@ -2464,7 +2464,7 @@
                 <w:color w:val="1C3A36"/>
                 <w:sz w:val="13"/>
               </w:rPr>
-              <w:t>The audited consolidated financial statements for the year ended 31 December 2025, signed in Cairo on 5 February 2026. Attributable profit EGP 12,588.6 million, total assets EGP 346,711.2 million, attributable equity EGP 34,596.3 million. Every figure is read from the filing itself and the statement foots.</w:t>
+              <w:t>The audited consolidated financial statements for the year ended 31 December 2025, signed in Cairo on 5 February 2026 — read from the filing itself; the statement foots.</w:t>
             </w:r>
           </w:p>
         </w:tc>
@@ -2483,7 +2483,7 @@
                 <w:color w:val="1C3A36"/>
                 <w:sz w:val="13"/>
               </w:rPr>
-              <w:t>beta</w:t>
+              <w:t>assets h1 2026</w:t>
             </w:r>
           </w:p>
         </w:tc>
@@ -2501,7 +2501,7 @@
                 <w:color w:val="1C3A36"/>
                 <w:sz w:val="13"/>
               </w:rPr>
-              <w:t>1.07469</w:t>
+              <w:t>414302</w:t>
             </w:r>
           </w:p>
         </w:tc>
@@ -2519,7 +2519,7 @@
                 <w:color w:val="1C3A36"/>
                 <w:sz w:val="13"/>
               </w:rPr>
-              <w:t>2026-09-08</w:t>
+              <w:t>2026-07-30</w:t>
             </w:r>
           </w:p>
         </w:tc>
@@ -2537,7 +2537,7 @@
                 <w:color w:val="1C3A36"/>
                 <w:sz w:val="13"/>
               </w:rPr>
-              <w:t>Market</w:t>
+              <w:t>A</w:t>
             </w:r>
           </w:p>
         </w:tc>
@@ -2555,7 +2555,7 @@
                 <w:color w:val="1C3A36"/>
                 <w:sz w:val="13"/>
               </w:rPr>
-              <w:t>Own-stock first-tier weekly regression against EGX30 — THE PUBLISHED INDEX OF THE EXCHANGE THIS STOCK IS LISTED ON — resolved by beta_regression.own_stock_beta() rather than hand-rolled. Beta 1.0747, R-squared 0.248, n = 256 weekly observations over 4.94 years to 2026-08-20, standard error 0.1634, 90% confidence interval [0.806, 1.344], Dimson-corrected and matched to the exchange's own trading week (W-THU). The coefficient is</w:t>
+              <w:t>The condensed consolidated interim financial statements for the six months ended 30 June 2026, limited review, signed 30 July 2026.</w:t>
             </w:r>
           </w:p>
         </w:tc>
@@ -2574,7 +2574,7 @@
                 <w:color w:val="1C3A36"/>
                 <w:sz w:val="13"/>
               </w:rPr>
-              <w:t>capital increase 2026</w:t>
+              <w:t>band construction</w:t>
             </w:r>
           </w:p>
         </w:tc>
@@ -2592,7 +2592,7 @@
                 <w:color w:val="1C3A36"/>
                 <w:sz w:val="13"/>
               </w:rPr>
-              <w:t>3000</w:t>
+              <w:t>the range of the present-value rea</w:t>
             </w:r>
           </w:p>
         </w:tc>
@@ -2610,7 +2610,7 @@
                 <w:color w:val="1C3A36"/>
                 <w:sz w:val="13"/>
               </w:rPr>
-              <w:t>2026-06-30</w:t>
+              <w:t>2026-09-10</w:t>
             </w:r>
           </w:p>
         </w:tc>
@@ -2628,7 +2628,7 @@
                 <w:color w:val="1C3A36"/>
                 <w:sz w:val="13"/>
               </w:rPr>
-              <w:t>A</w:t>
+              <w:t>House</w:t>
             </w:r>
           </w:p>
         </w:tc>
@@ -2646,7 +2646,7 @@
                 <w:color w:val="1C3A36"/>
                 <w:sz w:val="13"/>
               </w:rPr>
-              <w:t>The EGP 3,000 million cash capital increase completed in the first half of 2026, taking issued capital from EGP 12 billion to EGP 15 billion — 300 million new shares at the LE 10 par. IT WAS ISSUED AT PAR, far below book: attributable book value per share was EGP 28.83 at 31 December 2025 on 1,200 million shares and EGP 29.04 at 30 June 2026 on 1,500 million, so a half-year at a 38.6% return on equity bought existing holders 0</w:t>
+              <w:t>Bear is the free-cash-flow-to-equity read, full the residual-income read, and the central the dividend-discount primary between them. THE ENVELOPE IS NARROW BECAUSE THE THREE LENSES AGREE, AND THAT IS A STATEMENT ABOUT LENS AGREEMENT RATHER THAN ABOUT FORECAST CONFIDENCE. The fundamental walk-forward beneath this study measured a three-year attributable-profit dispersion of x0.29 to x1.48 on eight cells; that distribution sets</w:t>
             </w:r>
           </w:p>
         </w:tc>
@@ -2665,7 +2665,7 @@
                 <w:color w:val="1C3A36"/>
                 <w:sz w:val="13"/>
               </w:rPr>
-              <w:t>cost of funds</w:t>
+              <w:t>base year</w:t>
             </w:r>
           </w:p>
         </w:tc>
@@ -2683,7 +2683,7 @@
                 <w:color w:val="1C3A36"/>
                 <w:sz w:val="13"/>
               </w:rPr>
-              <w:t>0.106 / 0.092 / 0.081 / 0.074 / 0.</w:t>
+              <w:t>FY2025</w:t>
             </w:r>
           </w:p>
         </w:tc>
@@ -2701,7 +2701,7 @@
                 <w:color w:val="1C3A36"/>
                 <w:sz w:val="13"/>
               </w:rPr>
-              <w:t>2026-09-10</w:t>
+              <w:t>2026-02-05</w:t>
             </w:r>
           </w:p>
         </w:tc>
@@ -2719,7 +2719,7 @@
                 <w:color w:val="1C3A36"/>
                 <w:sz w:val="13"/>
               </w:rPr>
-              <w:t>House</w:t>
+              <w:t>A</w:t>
             </w:r>
           </w:p>
         </w:tc>
@@ -2737,7 +2737,7 @@
                 <w:color w:val="1C3A36"/>
                 <w:sz w:val="13"/>
               </w:rPr>
-              <w:t>Cost of deposits and similar costs over AVERAGE INTEREST-BEARING LIABILITIES — customers' deposits plus due to banks plus subordinated financing, and nothing else. FY2025 actual 11.22%. Total liabilities is NOT the denominator: at FY2025 it would add EGP 17.9 billion of other liabilities, current tax and provisions that pay nothing, and understate the funding rate by about a sixth of itself. The path falls at a deposit beta of</w:t>
+              <w:t>The audited consolidated financial statements for the year ended 31 December 2025, signed in Cairo on 5 February 2026. Attributable profit EGP 12,588.6 million, total assets EGP 346,711.2 million, attributable equity EGP 34,596.3 million. Every figure is read from the filing itself and the statement foots.</w:t>
             </w:r>
           </w:p>
         </w:tc>
@@ -2756,7 +2756,7 @@
                 <w:color w:val="1C3A36"/>
                 <w:sz w:val="13"/>
               </w:rPr>
-              <w:t>cost of risk</w:t>
+              <w:t>beta</w:t>
             </w:r>
           </w:p>
         </w:tc>
@@ -2774,7 +2774,7 @@
                 <w:color w:val="1C3A36"/>
                 <w:sz w:val="13"/>
               </w:rPr>
-              <w:t>0.01 / 0.013 / 0.013 / 0.013 / 0.0</w:t>
+              <w:t>1.07469</w:t>
             </w:r>
           </w:p>
         </w:tc>
@@ -2792,7 +2792,7 @@
                 <w:color w:val="1C3A36"/>
                 <w:sz w:val="13"/>
               </w:rPr>
-              <w:t>2026-09-10</w:t>
+              <w:t>2026-09-08</w:t>
             </w:r>
           </w:p>
         </w:tc>
@@ -2810,7 +2810,7 @@
                 <w:color w:val="1C3A36"/>
                 <w:sz w:val="13"/>
               </w:rPr>
-              <w:t>House</w:t>
+              <w:t>Market</w:t>
             </w:r>
           </w:p>
         </w:tc>
@@ -2828,7 +2828,7 @@
                 <w:color w:val="1C3A36"/>
                 <w:sz w:val="13"/>
               </w:rPr>
-              <w:t>Expected credit losses over AVERAGE net financing to customers. The observed series is 1.64% (FY2022), 2.73% (FY2023), 2.73% (FY2024), 1.25% (FY2025) and effectively ZERO in the June 2026 half — EGP 2.176 million on a EGP 190 billion book. FY2026 is set at 1.00%, above the half-year run rate and below the four-year mean of 2.09%; the outer years at 1.30% sit between the two. ANNUALISING THE JUNE HALF WOULD HAVE ADDED ABOUT EGP</w:t>
+              <w:t>Own-stock first-tier weekly regression against EGX30 — THE PUBLISHED INDEX OF THE EXCHANGE THIS STOCK IS LISTED ON — resolved by beta_regression.own_stock_beta() rather than hand-rolled. Beta 1.0747, R-squared 0.248, n = 256 weekly observations over 4.94 years to 2026-08-20, standard error 0.1634, 90% confidence interval [0.806, 1.344], Dimson-corrected and matched to the exchange's own trading week (W-THU). The coefficient is</w:t>
             </w:r>
           </w:p>
         </w:tc>
@@ -2847,7 +2847,7 @@
                 <w:color w:val="1C3A36"/>
                 <w:sz w:val="13"/>
               </w:rPr>
-              <w:t>erp</w:t>
+              <w:t>capital increase 2026</w:t>
             </w:r>
           </w:p>
         </w:tc>
@@ -2865,7 +2865,7 @@
                 <w:color w:val="1C3A36"/>
                 <w:sz w:val="13"/>
               </w:rPr>
-              <w:t>0.095164</w:t>
+              <w:t>3000</w:t>
             </w:r>
           </w:p>
         </w:tc>
@@ -2883,7 +2883,7 @@
                 <w:color w:val="1C3A36"/>
                 <w:sz w:val="13"/>
               </w:rPr>
-              <w:t>2026-07-02</w:t>
+              <w:t>2026-06-30</w:t>
             </w:r>
           </w:p>
         </w:tc>
@@ -2901,7 +2901,7 @@
                 <w:color w:val="1C3A36"/>
                 <w:sz w:val="13"/>
               </w:rPr>
-              <w:t>Country</w:t>
+              <w:t>A</w:t>
             </w:r>
           </w:p>
         </w:tc>
@@ -2919,7 +2919,7 @@
                 <w:color w:val="1C3A36"/>
                 <w:sz w:val="13"/>
               </w:rPr>
-              <w:t>Egypt TOTAL equity risk premium on the sovereign-CDS basis, 9.5164%, same mid-year vintage. This is the dataset's TOTAL premium column, not its country premium column — the total is what multiplies beta. The country risk premium alone on this basis is 5.3164% and is NOT added on top.</w:t>
+              <w:t>The EGP 3,000 million cash capital increase completed in the first half of 2026, taking issued capital from EGP 12 billion to EGP 15 billion — 300 million new shares at the LE 10 par. IT WAS ISSUED AT PAR, far below book: attributable book value per share was EGP 28.83 at 31 December 2025 on 1,200 million shares and EGP 29.04 at 30 June 2026 on 1,500 million, so a half-year at a 38.6% return on equity bought existing holders 0</w:t>
             </w:r>
           </w:p>
         </w:tc>
@@ -2938,7 +2938,7 @@
                 <w:color w:val="1C3A36"/>
                 <w:sz w:val="13"/>
               </w:rPr>
-              <w:t>erp rating</w:t>
+              <w:t>cost funds fy2025</w:t>
             </w:r>
           </w:p>
         </w:tc>
@@ -2956,7 +2956,7 @@
                 <w:color w:val="1C3A36"/>
                 <w:sz w:val="13"/>
               </w:rPr>
-              <w:t>0.134806</w:t>
+              <w:t>-29110.1</w:t>
             </w:r>
           </w:p>
         </w:tc>
@@ -2974,7 +2974,7 @@
                 <w:color w:val="1C3A36"/>
                 <w:sz w:val="13"/>
               </w:rPr>
-              <w:t>2026-07-02</w:t>
+              <w:t>2026-02-05</w:t>
             </w:r>
           </w:p>
         </w:tc>
@@ -2992,7 +2992,7 @@
                 <w:color w:val="1C3A36"/>
                 <w:sz w:val="13"/>
               </w:rPr>
-              <w:t>Country</w:t>
+              <w:t>A</w:t>
             </w:r>
           </w:p>
         </w:tc>
@@ -3010,7 +3010,7 @@
                 <w:color w:val="1C3A36"/>
                 <w:sz w:val="13"/>
               </w:rPr>
-              <w:t>Egypt TOTAL equity risk premium on the rating basis, 13.4806%, same vintage.</w:t>
+              <w:t>The audited consolidated financial statements for the year ended 31 December 2025, signed in Cairo on 5 February 2026 — read from the filing itself; the statement foots.</w:t>
             </w:r>
           </w:p>
         </w:tc>
@@ -3029,7 +3029,7 @@
                 <w:color w:val="1C3A36"/>
                 <w:sz w:val="13"/>
               </w:rPr>
-              <w:t>erp terminal</w:t>
+              <w:t>cost of funds</w:t>
             </w:r>
           </w:p>
         </w:tc>
@@ -3047,7 +3047,7 @@
                 <w:color w:val="1C3A36"/>
                 <w:sz w:val="13"/>
               </w:rPr>
-              <w:t>0.07</w:t>
+              <w:t>0.106 / 0.092 / 0.081 / 0.074 / 0.</w:t>
             </w:r>
           </w:p>
         </w:tc>
@@ -3065,7 +3065,7 @@
                 <w:color w:val="1C3A36"/>
                 <w:sz w:val="13"/>
               </w:rPr>
-              <w:t>2026-09-02</w:t>
+              <w:t>2026-09-10</w:t>
             </w:r>
           </w:p>
         </w:tc>
@@ -3101,7 +3101,7 @@
                 <w:color w:val="1C3A36"/>
                 <w:sz w:val="13"/>
               </w:rPr>
-              <w:t>Terminal equity risk premium, 7.00%, normalised below today's crisis-era level toward the rating-class norm; never held flat into perpetuity.</w:t>
+              <w:t>Cost of deposits and similar costs over AVERAGE INTEREST-BEARING LIABILITIES — customers' deposits plus due to banks plus subordinated financing, and nothing else. FY2025 actual 11.22%. Total liabilities is NOT the denominator: at FY2025 it would add EGP 17.9 billion of other liabilities, current tax and provisions that pay nothing, and understate the funding rate by about a sixth of itself. The path falls at a deposit beta of</w:t>
             </w:r>
           </w:p>
         </w:tc>
@@ -3120,7 +3120,7 @@
                 <w:color w:val="1C3A36"/>
                 <w:sz w:val="13"/>
               </w:rPr>
-              <w:t>fee ratio</w:t>
+              <w:t>cost of risk</w:t>
             </w:r>
           </w:p>
         </w:tc>
@@ -3138,7 +3138,7 @@
                 <w:color w:val="1C3A36"/>
                 <w:sz w:val="13"/>
               </w:rPr>
-              <w:t>0.008 / 0.0082 / 0.0084 / 0.0085 /</w:t>
+              <w:t>0.01 / 0.013 / 0.013 / 0.013 / 0.0</w:t>
             </w:r>
           </w:p>
         </w:tc>
@@ -3192,7 +3192,7 @@
                 <w:color w:val="1C3A36"/>
                 <w:sz w:val="13"/>
               </w:rPr>
-              <w:t>Net fees and commissions over average total assets. FY2025 actual 0.899%; the June 2026 half annualises to 0.797%. The path opens at the reviewed half's level and recovers slowly as trade finance and card income grow with the branch network.</w:t>
+              <w:t>Expected credit losses over AVERAGE net financing to customers. The observed series is 1.64% (FY2022), 2.73% (FY2023), 2.73% (FY2024), 1.25% (FY2025) and effectively ZERO in the June 2026 half — EGP 2.176 million on a EGP 190 billion book. FY2026 is set at 1.00%, above the half-year run rate and below the four-year mean of 2.09%; the outer years at 1.30% sit between the two. ANNUALISING THE JUNE HALF WOULD HAVE ADDED ABOUT EGP</w:t>
             </w:r>
           </w:p>
         </w:tc>
@@ -3211,7 +3211,7 @@
                 <w:color w:val="1C3A36"/>
                 <w:sz w:val="13"/>
               </w:rPr>
-              <w:t>financing growth</w:t>
+              <w:t>crp cds dataset</w:t>
             </w:r>
           </w:p>
         </w:tc>
@@ -3229,7 +3229,7 @@
                 <w:color w:val="1C3A36"/>
                 <w:sz w:val="13"/>
               </w:rPr>
-              <w:t>0.48 / 0.26 / 0.19 / 0.15 / 0.12</w:t>
+              <w:t>0.053164</w:t>
             </w:r>
           </w:p>
         </w:tc>
@@ -3247,7 +3247,7 @@
                 <w:color w:val="1C3A36"/>
                 <w:sz w:val="13"/>
               </w:rPr>
-              <w:t>2026-09-10</w:t>
+              <w:t>2026-07-02</w:t>
             </w:r>
           </w:p>
         </w:tc>
@@ -3265,7 +3265,7 @@
                 <w:color w:val="1C3A36"/>
                 <w:sz w:val="13"/>
               </w:rPr>
-              <w:t>House</w:t>
+              <w:t>Country</w:t>
             </w:r>
           </w:p>
         </w:tc>
@@ -3283,7 +3283,7 @@
                 <w:color w:val="1C3A36"/>
                 <w:sz w:val="13"/>
               </w:rPr>
-              <w:t>Net financing to customers, year-on-year. FY2026 +48% takes the FY2025 close of EGP 147,226 million to EGP 217,895 million — and the bank was ALREADY at EGP 190,427 million on 30 June, so this asks for only +14.4% in the second half against +29.3% in the first. The path then decays toward nominal GDP. IT IS NOT A FLAT SHARE OF SYSTEM CREDIT, and that is the walk-forward's doing: a flat-share rule under-forecast this name at ev</w:t>
+              <w:t>Egypt COUNTRY risk premium on the sovereign-credit-default-swap basis, 5.3164%, from the mid-year (July 2026) vintage of the country default-spread and risk-premium dataset, Egypt row, own column. IT IS NOT ADDED TO THE COST OF EQUITY: the TOTAL premium this study uses already contains it, and the figure is carried so a reader checking the dataset's own country column finds the number this study would call by that name.</w:t>
             </w:r>
           </w:p>
         </w:tc>
@@ -3302,7 +3302,7 @@
                 <w:color w:val="1C3A36"/>
                 <w:sz w:val="13"/>
               </w:rPr>
-              <w:t>financing over assets</w:t>
+              <w:t>ecl fy2025</w:t>
             </w:r>
           </w:p>
         </w:tc>
@@ -3320,7 +3320,7 @@
                 <w:color w:val="1C3A36"/>
                 <w:sz w:val="13"/>
               </w:rPr>
-              <w:t>0.47 / 0.485 / 0.5 / 0.51 / 0.52</w:t>
+              <w:t>-1514.06</w:t>
             </w:r>
           </w:p>
         </w:tc>
@@ -3338,7 +3338,7 @@
                 <w:color w:val="1C3A36"/>
                 <w:sz w:val="13"/>
               </w:rPr>
-              <w:t>2026-09-10</w:t>
+              <w:t>2026-02-05</w:t>
             </w:r>
           </w:p>
         </w:tc>
@@ -3356,7 +3356,7 @@
                 <w:color w:val="1C3A36"/>
                 <w:sz w:val="13"/>
               </w:rPr>
-              <w:t>House</w:t>
+              <w:t>A</w:t>
             </w:r>
           </w:p>
         </w:tc>
@@ -3374,7 +3374,7 @@
                 <w:color w:val="1C3A36"/>
                 <w:sz w:val="13"/>
               </w:rPr>
-              <w:t>Financing to customers over total assets. FY2025 actual 42.46%; 30 June 2026 actual 45.96%. The bank is rotating out of treasury bills into customer financing as policy rates fall and bill yields compress, and the path continues that observed rotation at a decelerating pace. Every point is above both observations, which is the assumption, and it is sensitised.</w:t>
+              <w:t>The audited consolidated financial statements for the year ended 31 December 2025, signed in Cairo on 5 February 2026 — read from the filing itself; the statement foots.</w:t>
             </w:r>
           </w:p>
         </w:tc>
@@ -3393,7 +3393,7 @@
                 <w:color w:val="1C3A36"/>
                 <w:sz w:val="13"/>
               </w:rPr>
-              <w:t>h1 2026 ecl</w:t>
+              <w:t>equity fy2024</w:t>
             </w:r>
           </w:p>
         </w:tc>
@@ -3411,7 +3411,7 @@
                 <w:color w:val="1C3A36"/>
                 <w:sz w:val="13"/>
               </w:rPr>
-              <w:t>2.176</w:t>
+              <w:t>22958.7</w:t>
             </w:r>
           </w:p>
         </w:tc>
@@ -3429,7 +3429,7 @@
                 <w:color w:val="1C3A36"/>
                 <w:sz w:val="13"/>
               </w:rPr>
-              <w:t>2026-07-30</w:t>
+              <w:t>2026-02-05</w:t>
             </w:r>
           </w:p>
         </w:tc>
@@ -3465,7 +3465,7 @@
                 <w:color w:val="1C3A36"/>
                 <w:sz w:val="13"/>
               </w:rPr>
-              <w:t>THE SINGLE MOST IMPORTANT FACT IN THE BASE YEAR. ADIB-Egypt charged EGP 2.176 million of expected credit losses in the six months to 30 June 2026 — an annualised 0.003% of average financing — against EGP 732.193 million in the same half of 2025 and EGP 1,514.062 million for the whole of FY2025. The line is filed as "Release / (Charge) Expected credit losses", note 11, and the income statement foots on it: every other line on t</w:t>
+              <w:t>The audited consolidated financial statements for the year ended 31 December 2024, as the comparative column of the FY2025 filing.</w:t>
             </w:r>
           </w:p>
         </w:tc>
@@ -3484,7 +3484,7 @@
                 <w:color w:val="1C3A36"/>
                 <w:sz w:val="13"/>
               </w:rPr>
-              <w:t>ibl over assets</w:t>
+              <w:t>equity fy2025</w:t>
             </w:r>
           </w:p>
         </w:tc>
@@ -3502,7 +3502,7 @@
                 <w:color w:val="1C3A36"/>
                 <w:sz w:val="13"/>
               </w:rPr>
-              <w:t>0.855</w:t>
+              <w:t>34596.3</w:t>
             </w:r>
           </w:p>
         </w:tc>
@@ -3520,7 +3520,7 @@
                 <w:color w:val="1C3A36"/>
                 <w:sz w:val="13"/>
               </w:rPr>
-              <w:t>2026-09-10</w:t>
+              <w:t>2026-02-05</w:t>
             </w:r>
           </w:p>
         </w:tc>
@@ -3538,7 +3538,7 @@
                 <w:color w:val="1C3A36"/>
                 <w:sz w:val="13"/>
               </w:rPr>
-              <w:t>House</w:t>
+              <w:t>A</w:t>
             </w:r>
           </w:p>
         </w:tc>
@@ -3556,7 +3556,7 @@
                 <w:color w:val="1C3A36"/>
                 <w:sz w:val="13"/>
               </w:rPr>
-              <w:t>Average interest-bearing liabilities over average total assets, held at the FY2025 observed 85.5%. The bank funds itself with deposits and that ratio has moved within two points across the whole panel.</w:t>
+              <w:t>The audited consolidated financial statements for the year ended 31 December 2025, signed in Cairo on 5 February 2026 — read from the filing itself; the statement foots.</w:t>
             </w:r>
           </w:p>
         </w:tc>
@@ -3575,7 +3575,7 @@
                 <w:color w:val="1C3A36"/>
                 <w:sz w:val="13"/>
               </w:rPr>
-              <w:t>inflation path</w:t>
+              <w:t>equity h1 2026</w:t>
             </w:r>
           </w:p>
         </w:tc>
@@ -3593,7 +3593,7 @@
                 <w:color w:val="1C3A36"/>
                 <w:sz w:val="13"/>
               </w:rPr>
-              <w:t>0.16 / 0.12 / 0.09 / 0.075 / 0.07</w:t>
+              <w:t>43557.9</w:t>
             </w:r>
           </w:p>
         </w:tc>
@@ -3611,7 +3611,7 @@
                 <w:color w:val="1C3A36"/>
                 <w:sz w:val="13"/>
               </w:rPr>
-              <w:t>2026-09-02</w:t>
+              <w:t>2026-07-30</w:t>
             </w:r>
           </w:p>
         </w:tc>
@@ -3629,7 +3629,7 @@
                 <w:color w:val="1C3A36"/>
                 <w:sz w:val="13"/>
               </w:rPr>
-              <w:t>Country</w:t>
+              <w:t>A</w:t>
             </w:r>
           </w:p>
         </w:tc>
@@ -3647,7 +3647,7 @@
                 <w:color w:val="1C3A36"/>
                 <w:sz w:val="13"/>
               </w:rPr>
-              <w:t>Central Bank of Egypt baseline average annual headline inflation, 16.0% in 2026 and 12.0% in 2027 (Q1-2026 Monetary Policy Report as reported 11 May 2026); 2028-2030 interpolated on the bank's own glide between the published 2027 baseline and the 7% target-band midpoint, labelled as interpolation and never presented as a central-bank forecast. Held in the house macroeconomic path, the path every Egyptian study runs on.</w:t>
+              <w:t>The condensed consolidated interim financial statements for the six months ended 30 June 2026, limited review, signed 30 July 2026.</w:t>
             </w:r>
           </w:p>
         </w:tc>
@@ -3666,7 +3666,7 @@
                 <w:color w:val="1C3A36"/>
                 <w:sz w:val="13"/>
               </w:rPr>
-              <w:t>ke construction</w:t>
+              <w:t>erp</w:t>
             </w:r>
           </w:p>
         </w:tc>
@@ -3684,7 +3684,7 @@
                 <w:color w:val="1C3A36"/>
                 <w:sz w:val="13"/>
               </w:rPr>
-              <w:t>same_beta</w:t>
+              <w:t>0.095164</w:t>
             </w:r>
           </w:p>
         </w:tc>
@@ -3702,7 +3702,7 @@
                 <w:color w:val="1C3A36"/>
                 <w:sz w:val="13"/>
               </w:rPr>
-              <w:t>2026-09-10</w:t>
+              <w:t>2026-07-02</w:t>
             </w:r>
           </w:p>
         </w:tc>
@@ -3720,7 +3720,7 @@
                 <w:color w:val="1C3A36"/>
                 <w:sz w:val="13"/>
               </w:rPr>
-              <w:t>House</w:t>
+              <w:t>Country</w:t>
             </w:r>
           </w:p>
         </w:tc>
@@ -3738,7 +3738,7 @@
                 <w:color w:val="1C3A36"/>
                 <w:sz w:val="13"/>
               </w:rPr>
-              <w:t>The terminal cost of equity uses the SAME regression beta as the explicit window. ADIB-Egypt is a deposit-funded bank whose capital structure is its business, so there is no leverage to relever: the beta already embeds the balance sheet it is measured on. The record names the construction from a closed list so that two right answers a hundred basis points apart are not indistinguishable from a typo.</w:t>
+              <w:t>Egypt TOTAL equity risk premium on the sovereign-CDS basis, 9.5164%, same mid-year vintage. This is the dataset's TOTAL premium column, not its country premium column — the total is what multiplies beta. The country risk premium alone on this basis is 5.3164% and is NOT added on top.</w:t>
             </w:r>
           </w:p>
         </w:tc>
@@ -3757,7 +3757,7 @@
                 <w:color w:val="1C3A36"/>
                 <w:sz w:val="13"/>
               </w:rPr>
-              <w:t>latest reviewed</w:t>
+              <w:t>erp rating</w:t>
             </w:r>
           </w:p>
         </w:tc>
@@ -3775,7 +3775,7 @@
                 <w:color w:val="1C3A36"/>
                 <w:sz w:val="13"/>
               </w:rPr>
-              <w:t>H1-2026</w:t>
+              <w:t>0.134806</w:t>
             </w:r>
           </w:p>
         </w:tc>
@@ -3793,7 +3793,7 @@
                 <w:color w:val="1C3A36"/>
                 <w:sz w:val="13"/>
               </w:rPr>
-              <w:t>2026-07-30</w:t>
+              <w:t>2026-07-02</w:t>
             </w:r>
           </w:p>
         </w:tc>
@@ -3811,7 +3811,7 @@
                 <w:color w:val="1C3A36"/>
                 <w:sz w:val="13"/>
               </w:rPr>
-              <w:t>A</w:t>
+              <w:t>Country</w:t>
             </w:r>
           </w:p>
         </w:tc>
@@ -3829,7 +3829,7 @@
                 <w:color w:val="1C3A36"/>
                 <w:sz w:val="13"/>
               </w:rPr>
-              <w:t>The condensed consolidated interim statements for the six months ended 30 June 2026, signed 30 July 2026. Attributable profit EGP 7,536.8 million, total assets EGP 414,302.1 million, financing to customers EGP 190,427.1 million, attributable equity EGP 43,557.9 million. This is the period the forecast is anchored on.</w:t>
+              <w:t>Egypt TOTAL equity risk premium on the rating basis, 13.4806%, same vintage.</w:t>
             </w:r>
           </w:p>
         </w:tc>
@@ -3848,7 +3848,7 @@
                 <w:color w:val="1C3A36"/>
                 <w:sz w:val="13"/>
               </w:rPr>
-              <w:t>lens architecture</w:t>
+              <w:t>erp terminal</w:t>
             </w:r>
           </w:p>
         </w:tc>
@@ -3866,7 +3866,7 @@
                 <w:color w:val="1C3A36"/>
                 <w:sz w:val="13"/>
               </w:rPr>
-              <w:t>class primary = dividend discount;</w:t>
+              <w:t>0.07</w:t>
             </w:r>
           </w:p>
         </w:tc>
@@ -3884,7 +3884,7 @@
                 <w:color w:val="1C3A36"/>
                 <w:sz w:val="13"/>
               </w:rPr>
-              <w:t>2026-09-10</w:t>
+              <w:t>2026-09-02</w:t>
             </w:r>
           </w:p>
         </w:tc>
@@ -3920,7 +3920,7 @@
                 <w:color w:val="1C3A36"/>
                 <w:sz w:val="13"/>
               </w:rPr>
-              <w:t>The bank class is keyed to a dividend-discount PRIMARY with residual income, a relative multiple and book value beside it. The central IS the primary. The envelope is the range of the three present-value reads and no spread is invented around it.</w:t>
+              <w:t>Terminal equity risk premium, 7.00%, normalised below today's crisis-era level toward the rating-class norm; never held flat into perpetuity.</w:t>
             </w:r>
           </w:p>
         </w:tc>
@@ -3939,7 +3939,7 @@
                 <w:color w:val="1C3A36"/>
                 <w:sz w:val="13"/>
               </w:rPr>
-              <w:t>nci share</w:t>
+              <w:t>fee ratio</w:t>
             </w:r>
           </w:p>
         </w:tc>
@@ -3957,7 +3957,7 @@
                 <w:color w:val="1C3A36"/>
                 <w:sz w:val="13"/>
               </w:rPr>
-              <w:t>0.001</w:t>
+              <w:t>0.008 / 0.0082 / 0.0084 / 0.0085 /</w:t>
             </w:r>
           </w:p>
         </w:tc>
@@ -3993,7 +3993,7 @@
                 <w:color w:val="1C3A36"/>
                 <w:sz w:val="13"/>
               </w:rPr>
-              <w:t>A</w:t>
+              <w:t>House</w:t>
             </w:r>
           </w:p>
         </w:tc>
@@ -4011,7 +4011,7 @@
                 <w:color w:val="1C3A36"/>
                 <w:sz w:val="13"/>
               </w:rPr>
-              <w:t>Non-controlling interests take 0.10% of net profit — EGP 12.4 million of EGP 12,601.0 million in FY2025. Held at that level; it is immaterial and is carried rather than dropped so the bridge to attributable profit closes.</w:t>
+              <w:t>Net fees and commissions over average total assets. FY2025 actual 0.899%; the June 2026 half annualises to 0.797%. The path opens at the reviewed half's level and recovers slowly as trade finance and card income grow with the branch network.</w:t>
             </w:r>
           </w:p>
         </w:tc>
@@ -4030,7 +4030,7 @@
                 <w:color w:val="1C3A36"/>
                 <w:sz w:val="13"/>
               </w:rPr>
-              <w:t>other nii ratio</w:t>
+              <w:t>fin income fy2025</w:t>
             </w:r>
           </w:p>
         </w:tc>
@@ -4048,7 +4048,7 @@
                 <w:color w:val="1C3A36"/>
                 <w:sz w:val="13"/>
               </w:rPr>
-              <w:t xml:space="preserve">0.0028 / 0.0026 / 0.0024 / 0.0023 </w:t>
+              <w:t>49262.5</w:t>
             </w:r>
           </w:p>
         </w:tc>
@@ -4066,7 +4066,7 @@
                 <w:color w:val="1C3A36"/>
                 <w:sz w:val="13"/>
               </w:rPr>
-              <w:t>2026-09-10</w:t>
+              <w:t>2026-02-05</w:t>
             </w:r>
           </w:p>
         </w:tc>
@@ -4084,7 +4084,7 @@
                 <w:color w:val="1C3A36"/>
                 <w:sz w:val="13"/>
               </w:rPr>
-              <w:t>House</w:t>
+              <w:t>A</w:t>
             </w:r>
           </w:p>
         </w:tc>
@@ -4102,7 +4102,7 @@
                 <w:color w:val="1C3A36"/>
                 <w:sz w:val="13"/>
               </w:rPr>
-              <w:t>Dividends, net trading, share of associates and gains on investments, as one block, over average total assets. FY2025 actual 0.238%; the June 2026 half annualises to 0.372%, flattered by trading gains on a moving currency. The path normalises DOWN toward the FY2022-FY2024 average as the pound settles.</w:t>
+              <w:t>The audited consolidated financial statements for the year ended 31 December 2025, signed in Cairo on 5 February 2026 — read from the filing itself; the statement foots.</w:t>
             </w:r>
           </w:p>
         </w:tc>
@@ -4121,7 +4121,7 @@
                 <w:color w:val="1C3A36"/>
                 <w:sz w:val="13"/>
               </w:rPr>
-              <w:t>other op ratio</w:t>
+              <w:t>fin income h1 2026</w:t>
             </w:r>
           </w:p>
         </w:tc>
@@ -4139,7 +4139,7 @@
                 <w:color w:val="1C3A36"/>
                 <w:sz w:val="13"/>
               </w:rPr>
-              <w:t>-0.0075 / -0.007 / -0.0065 / -0.00</w:t>
+              <w:t>29117.9</w:t>
             </w:r>
           </w:p>
         </w:tc>
@@ -4157,7 +4157,7 @@
                 <w:color w:val="1C3A36"/>
                 <w:sz w:val="13"/>
               </w:rPr>
-              <w:t>2026-09-10</w:t>
+              <w:t>2026-07-30</w:t>
             </w:r>
           </w:p>
         </w:tc>
@@ -4175,7 +4175,7 @@
                 <w:color w:val="1C3A36"/>
                 <w:sz w:val="13"/>
               </w:rPr>
-              <w:t>House</w:t>
+              <w:t>A</w:t>
             </w:r>
           </w:p>
         </w:tc>
@@ -4193,7 +4193,7 @@
                 <w:color w:val="1C3A36"/>
                 <w:sz w:val="13"/>
               </w:rPr>
-              <w:t>Other operating expenses over average total assets — deposit insurance, central-bank charges and the operating-provision line. FY2025 actual -0.387%; the June 2026 half annualises to -0.797%, more than double. The path opens at the reviewed level and decays, which is the conservative reading of a line that has doubled.</w:t>
+              <w:t>The condensed consolidated interim financial statements for the six months ended 30 June 2026, limited review, signed 30 July 2026.</w:t>
             </w:r>
           </w:p>
         </w:tc>
@@ -4212,7 +4212,7 @@
                 <w:color w:val="1C3A36"/>
                 <w:sz w:val="13"/>
               </w:rPr>
-              <w:t>payout</w:t>
+              <w:t>financing growth</w:t>
             </w:r>
           </w:p>
         </w:tc>
@@ -4230,7 +4230,7 @@
                 <w:color w:val="1C3A36"/>
                 <w:sz w:val="13"/>
               </w:rPr>
-              <w:t>DERIVED — see below</w:t>
+              <w:t>0.48 / 0.26 / 0.19 / 0.15 / 0.12</w:t>
             </w:r>
           </w:p>
         </w:tc>
@@ -4284,7 +4284,7 @@
                 <w:color w:val="1C3A36"/>
                 <w:sz w:val="13"/>
               </w:rPr>
-              <w:t>THE PAYOUT IS NOT TYPED. It is what is left after the balance sheet has taken the capital it needs: payout(t) = 1 - (target equity/assets x the year's asset growth) / attributable profit, floored at zero and capped at 80%. A typed payout path is an assumption about the single thing a growing bank has least discretion over, and typing one made this model's dividend and free-cash-flow lenses disagree by EGP 7 a share while its e</w:t>
+              <w:t>Net financing to customers, year-on-year. FY2026 +48% takes the FY2025 close of EGP 147,226 million to EGP 217,895 million — and the bank was ALREADY at EGP 190,427 million on 30 June, so this asks for only +14.4% in the second half against +29.3% in the first. The path then decays toward nominal GDP. IT IS NOT A FLAT SHARE OF SYSTEM CREDIT, and that is the walk-forward's doing: a flat-share rule under-forecast this name at ev</w:t>
             </w:r>
           </w:p>
         </w:tc>
@@ -4303,7 +4303,7 @@
                 <w:color w:val="1C3A36"/>
                 <w:sz w:val="13"/>
               </w:rPr>
-              <w:t>peer comi price</w:t>
+              <w:t>financing over assets</w:t>
             </w:r>
           </w:p>
         </w:tc>
@@ -4321,7 +4321,7 @@
                 <w:color w:val="1C3A36"/>
                 <w:sz w:val="13"/>
               </w:rPr>
-              <w:t>138.98</w:t>
+              <w:t>0.47 / 0.485 / 0.5 / 0.51 / 0.52</w:t>
             </w:r>
           </w:p>
         </w:tc>
@@ -4339,7 +4339,7 @@
                 <w:color w:val="1C3A36"/>
                 <w:sz w:val="13"/>
               </w:rPr>
-              <w:t>2026-09-03</w:t>
+              <w:t>2026-09-10</w:t>
             </w:r>
           </w:p>
         </w:tc>
@@ -4357,7 +4357,7 @@
                 <w:color w:val="1C3A36"/>
                 <w:sz w:val="13"/>
               </w:rPr>
-              <w:t>Market</w:t>
+              <w:t>House</w:t>
             </w:r>
           </w:p>
         </w:tc>
@@ -4375,7 +4375,7 @@
                 <w:color w:val="1C3A36"/>
                 <w:sz w:val="13"/>
               </w:rPr>
-              <w:t>Commercial International Bank (EGX: COMI), EGP 138.98, the close on 3 September 2026 from the committed price file — the same file, the same date and the same supplier as ADIB's own price, so the two are struck on one day.</w:t>
+              <w:t>Financing to customers over total assets. FY2025 actual 42.46%; 30 June 2026 actual 45.96%. The bank is rotating out of treasury bills into customer financing as policy rates fall and bill yields compress, and the path continues that observed rotation at a decelerating pace. Every point is above both observations, which is the assumption, and it is sensitised.</w:t>
             </w:r>
           </w:p>
         </w:tc>
@@ -4394,7 +4394,7 @@
                 <w:color w:val="1C3A36"/>
                 <w:sz w:val="13"/>
               </w:rPr>
-              <w:t>peer pb band</w:t>
+              <w:t>ga fy2025</w:t>
             </w:r>
           </w:p>
         </w:tc>
@@ -4412,7 +4412,7 @@
                 <w:color w:val="1C3A36"/>
                 <w:sz w:val="13"/>
               </w:rPr>
-              <w:t>1.4 / 2.2</w:t>
+              <w:t>-3431.22</w:t>
             </w:r>
           </w:p>
         </w:tc>
@@ -4430,7 +4430,7 @@
                 <w:color w:val="1C3A36"/>
                 <w:sz w:val="13"/>
               </w:rPr>
-              <w:t>2026-09-10</w:t>
+              <w:t>2026-02-05</w:t>
             </w:r>
           </w:p>
         </w:tc>
@@ -4448,7 +4448,7 @@
                 <w:color w:val="1C3A36"/>
                 <w:sz w:val="13"/>
               </w:rPr>
-              <w:t>House</w:t>
+              <w:t>A</w:t>
             </w:r>
           </w:p>
         </w:tc>
@@ -4466,7 +4466,7 @@
                 <w:color w:val="1C3A36"/>
                 <w:sz w:val="13"/>
               </w:rPr>
-              <w:t>The price-to-book band Egyptian large-cap banks trade in. It is a BAND and not a point because this study could not source a same-day book value for any Egyptian bank other than ADIB itself: the only peer whose price it holds on the same day is CIB, and CIB's own book value is not in this repository. The band is carried as a cross-check on the two cash-flow lenses, weighted at 15%, and it is NOT allowed to set the answer. Wher</w:t>
+              <w:t>The audited consolidated financial statements for the year ended 31 December 2025, signed in Cairo on 5 February 2026 — read from the filing itself; the statement foots.</w:t>
             </w:r>
           </w:p>
         </w:tc>
@@ -4485,7 +4485,7 @@
                 <w:color w:val="1C3A36"/>
                 <w:sz w:val="13"/>
               </w:rPr>
-              <w:t>peer pe band</w:t>
+              <w:t>h1 2026 ecl</w:t>
             </w:r>
           </w:p>
         </w:tc>
@@ -4503,7 +4503,7 @@
                 <w:color w:val="1C3A36"/>
                 <w:sz w:val="13"/>
               </w:rPr>
-              <w:t>5.5 / 8.5</w:t>
+              <w:t>2.176</w:t>
             </w:r>
           </w:p>
         </w:tc>
@@ -4521,7 +4521,7 @@
                 <w:color w:val="1C3A36"/>
                 <w:sz w:val="13"/>
               </w:rPr>
-              <w:t>2026-09-10</w:t>
+              <w:t>2026-07-30</w:t>
             </w:r>
           </w:p>
         </w:tc>
@@ -4539,7 +4539,7 @@
                 <w:color w:val="1C3A36"/>
                 <w:sz w:val="13"/>
               </w:rPr>
-              <w:t>House</w:t>
+              <w:t>A</w:t>
             </w:r>
           </w:p>
         </w:tc>
@@ -4557,7 +4557,7 @@
                 <w:color w:val="1C3A36"/>
                 <w:sz w:val="13"/>
               </w:rPr>
-              <w:t>The trailing price-to-earnings band for the same group, on the same caveat.</w:t>
+              <w:t>THE SINGLE MOST IMPORTANT FACT IN THE BASE YEAR. ADIB-Egypt charged EGP 2.176 million of expected credit losses in the six months to 30 June 2026 — an annualised 0.003% of average financing — against EGP 732.193 million in the same half of 2025 and EGP 1,514.062 million for the whole of FY2025. The line is filed as "Release / (Charge) Expected credit losses", note 11, and the income statement foots on it: every other line on t</w:t>
             </w:r>
           </w:p>
         </w:tc>
@@ -4576,7 +4576,7 @@
                 <w:color w:val="1C3A36"/>
                 <w:sz w:val="13"/>
               </w:rPr>
-              <w:t>policy rate path</w:t>
+              <w:t>ibl over assets</w:t>
             </w:r>
           </w:p>
         </w:tc>
@@ -4594,7 +4594,7 @@
                 <w:color w:val="1C3A36"/>
                 <w:sz w:val="13"/>
               </w:rPr>
-              <w:t>0.19 / 0.165 / 0.145 / 0.13 / 0.12</w:t>
+              <w:t>0.855</w:t>
             </w:r>
           </w:p>
         </w:tc>
@@ -4612,7 +4612,7 @@
                 <w:color w:val="1C3A36"/>
                 <w:sz w:val="13"/>
               </w:rPr>
-              <w:t>2026-08-20</w:t>
+              <w:t>2026-09-10</w:t>
             </w:r>
           </w:p>
         </w:tc>
@@ -4630,7 +4630,7 @@
                 <w:color w:val="1C3A36"/>
                 <w:sz w:val="13"/>
               </w:rPr>
-              <w:t>Country</w:t>
+              <w:t>House</w:t>
             </w:r>
           </w:p>
         </w:tc>
@@ -4648,7 +4648,7 @@
                 <w:color w:val="1C3A36"/>
                 <w:sz w:val="13"/>
               </w:rPr>
-              <w:t>Overnight deposit rate 19.00% now, gliding 19.00 -&gt; 16.50 -&gt; 14.50 -&gt; 13.00 -&gt; 12.00 with the published inflation path at an approximately constant real policy rate. Held for a fourth consecutive meeting on 20 August 2026. This is the SHAPE input for the asset-yield and cost-of-funds paths below; it is not a second free parameter and no valuation input is set from it independently.</w:t>
+              <w:t>Average interest-bearing liabilities over average total assets, held at the FY2025 observed 85.5%. The bank funds itself with deposits and that ratio has moved within two points across the whole panel.</w:t>
             </w:r>
           </w:p>
         </w:tc>
@@ -4667,7 +4667,7 @@
                 <w:color w:val="1C3A36"/>
                 <w:sz w:val="13"/>
               </w:rPr>
-              <w:t>rf</w:t>
+              <w:t>inflation path</w:t>
             </w:r>
           </w:p>
         </w:tc>
@@ -4685,7 +4685,7 @@
                 <w:color w:val="1C3A36"/>
                 <w:sz w:val="13"/>
               </w:rPr>
-              <w:t>0.23</w:t>
+              <w:t>0.16 / 0.12 / 0.09 / 0.075 / 0.07</w:t>
             </w:r>
           </w:p>
         </w:tc>
@@ -4703,7 +4703,7 @@
                 <w:color w:val="1C3A36"/>
                 <w:sz w:val="13"/>
               </w:rPr>
-              <w:t>2026-08-06</w:t>
+              <w:t>2026-09-02</w:t>
             </w:r>
           </w:p>
         </w:tc>
@@ -4739,7 +4739,7 @@
                 <w:color w:val="1C3A36"/>
                 <w:sz w:val="13"/>
               </w:rPr>
-              <w:t>Egypt ten-year EGP government bond yield, 23.00%, the quote of 6 August 2026 held in the house macroeconomic path and already used by the PHDC, EGCH and PHAR cost-of-capital records. IT IS 34 DAYS OLD AGAINST THIS STUDY'S PRICING DATE AND THE HOUSE PATH'S OWN 14-DAY STALENESS RULE FLAGS IT AS STALE. A live re-source was attempted on 9 September 2026 down four routes and all four failed: the central bank's treasury-bond auction</w:t>
+              <w:t>Central Bank of Egypt baseline average annual headline inflation, 16.0% in 2026 and 12.0% in 2027 (Q1-2026 Monetary Policy Report as reported 11 May 2026); 2028-2030 interpolated on the bank's own glide between the published 2027 baseline and the 7% target-band midpoint, labelled as interpolation and never presented as a central-bank forecast. Held in the house macroeconomic path, the path every Egyptian study runs on.</w:t>
             </w:r>
           </w:p>
         </w:tc>
@@ -4758,7 +4758,7 @@
                 <w:color w:val="1C3A36"/>
                 <w:sz w:val="13"/>
               </w:rPr>
-              <w:t>rf terminal</w:t>
+              <w:t>ke construction</w:t>
             </w:r>
           </w:p>
         </w:tc>
@@ -4776,7 +4776,7 @@
                 <w:color w:val="1C3A36"/>
                 <w:sz w:val="13"/>
               </w:rPr>
-              <w:t>0.105</w:t>
+              <w:t>same_beta</w:t>
             </w:r>
           </w:p>
         </w:tc>
@@ -4794,7 +4794,7 @@
                 <w:color w:val="1C3A36"/>
                 <w:sz w:val="13"/>
               </w:rPr>
-              <w:t>2026-09-02</w:t>
+              <w:t>2026-09-10</w:t>
             </w:r>
           </w:p>
         </w:tc>
@@ -4830,7 +4830,7 @@
                 <w:color w:val="1C3A36"/>
                 <w:sz w:val="13"/>
               </w:rPr>
-              <w:t>Terminal risk-free rate, DERIVED and never quoted: terminal inflation of 7.00% (the CBE target-band midpoint in force) plus the 5.50% emerging-market terminal real convention. It cannot disagree with the inflation the rest of the model runs on because it is computed from it.</w:t>
+              <w:t>The terminal cost of equity uses the SAME regression beta as the explicit window. ADIB-Egypt is a deposit-funded bank whose capital structure is its business, so there is no leverage to relever: the beta already embeds the balance sheet it is measured on. The record names the construction from a closed list so that two right answers a hundred basis points apart are not indistinguishable from a typo.</w:t>
             </w:r>
           </w:p>
         </w:tc>
@@ -4849,7 +4849,7 @@
                 <w:color w:val="1C3A36"/>
                 <w:sz w:val="13"/>
               </w:rPr>
-              <w:t>shares</w:t>
+              <w:t>latest reviewed</w:t>
             </w:r>
           </w:p>
         </w:tc>
@@ -4867,7 +4867,7 @@
                 <w:color w:val="1C3A36"/>
                 <w:sz w:val="13"/>
               </w:rPr>
-              <w:t>1500</w:t>
+              <w:t>H1-2026</w:t>
             </w:r>
           </w:p>
         </w:tc>
@@ -4885,7 +4885,7 @@
                 <w:color w:val="1C3A36"/>
                 <w:sz w:val="13"/>
               </w:rPr>
-              <w:t>2026-06-30</w:t>
+              <w:t>2026-07-30</w:t>
             </w:r>
           </w:p>
         </w:tc>
@@ -4921,7 +4921,7 @@
                 <w:color w:val="1C3A36"/>
                 <w:sz w:val="13"/>
               </w:rPr>
-              <w:t>ADIB-Egypt issued and paid-up capital of EGP 15,000,000 thousand at 30 June 2026, over the LE 10 par value the filings state (FY2018 note 34/2), = 1,500 million shares. THE CAPITAL FIGURE IS PROVED BY THE EQUITY BLOCK'S OWN ARITHMETIC RATHER THAN BY THE OCR: attributable equity of 43,557,932 less the subordinated-financing difference of 16,454 leaves 43,541,478 for capital plus reserves plus retained earnings; retained earning</w:t>
+              <w:t>The condensed consolidated interim statements for the six months ended 30 June 2026, signed 30 July 2026. Attributable profit EGP 7,536.8 million, total assets EGP 414,302.1 million, financing to customers EGP 190,427.1 million, attributable equity EGP 43,557.9 million. This is the period the forecast is anchored on.</w:t>
             </w:r>
           </w:p>
         </w:tc>
@@ -4940,7 +4940,7 @@
                 <w:color w:val="1C3A36"/>
                 <w:sz w:val="13"/>
               </w:rPr>
-              <w:t>sov default spread</w:t>
+              <w:t>lens architecture</w:t>
             </w:r>
           </w:p>
         </w:tc>
@@ -4958,7 +4958,7 @@
                 <w:color w:val="1C3A36"/>
                 <w:sz w:val="13"/>
               </w:rPr>
-              <w:t>0.0342</w:t>
+              <w:t>class primary = dividend discount;</w:t>
             </w:r>
           </w:p>
         </w:tc>
@@ -4976,7 +4976,7 @@
                 <w:color w:val="1C3A36"/>
                 <w:sz w:val="13"/>
               </w:rPr>
-              <w:t>2026-07-02</w:t>
+              <w:t>2026-09-10</w:t>
             </w:r>
           </w:p>
         </w:tc>
@@ -4994,7 +4994,7 @@
                 <w:color w:val="1C3A36"/>
                 <w:sz w:val="13"/>
               </w:rPr>
-              <w:t>Country</w:t>
+              <w:t>House</w:t>
             </w:r>
           </w:p>
         </w:tc>
@@ -5012,7 +5012,7 @@
                 <w:color w:val="1C3A36"/>
                 <w:sz w:val="13"/>
               </w:rPr>
-              <w:t>Egypt sovereign credit-default-swap spread, 3.42%, mid-year (July 2026) vintage of the country default-spread dataset, Egypt row, "Sovereign CDS net of Swiss CDS". Netted out of the local-currency risk-free rate so that sovereign default risk is charged ONCE, inside the equity risk premium, and not twice. The house macroeconomic path carries 3.41% for the same field from the same file; the one-basis-point difference is a round</w:t>
+              <w:t>The bank class is keyed to a dividend-discount PRIMARY with residual income, a relative multiple and book value beside it. The central IS the primary. The envelope is the range of the three present-value reads and no spread is invented around it.</w:t>
             </w:r>
           </w:p>
         </w:tc>
@@ -5031,7 +5031,7 @@
                 <w:color w:val="1C3A36"/>
                 <w:sz w:val="13"/>
               </w:rPr>
-              <w:t>sov default spread rating</w:t>
+              <w:t>nci share</w:t>
             </w:r>
           </w:p>
         </w:tc>
@@ -5049,7 +5049,7 @@
                 <w:color w:val="1C3A36"/>
                 <w:sz w:val="13"/>
               </w:rPr>
-              <w:t>0.059702</w:t>
+              <w:t>0.001</w:t>
             </w:r>
           </w:p>
         </w:tc>
@@ -5067,7 +5067,7 @@
                 <w:color w:val="1C3A36"/>
                 <w:sz w:val="13"/>
               </w:rPr>
-              <w:t>2026-07-02</w:t>
+              <w:t>2026-09-10</w:t>
             </w:r>
           </w:p>
         </w:tc>
@@ -5085,7 +5085,7 @@
                 <w:color w:val="1C3A36"/>
                 <w:sz w:val="13"/>
               </w:rPr>
-              <w:t>Country</w:t>
+              <w:t>A</w:t>
             </w:r>
           </w:p>
         </w:tc>
@@ -5103,7 +5103,7 @@
                 <w:color w:val="1C3A36"/>
                 <w:sz w:val="13"/>
               </w:rPr>
-              <w:t>Egypt adjusted default spread on the rating basis (Moody's Caa1), 5.9702%, same vintage — the alternative construction, published for the audit trail and never mixed with the CDS basis.</w:t>
+              <w:t>Non-controlling interests take 0.10% of net profit — EGP 12.4 million of EGP 12,601.0 million in FY2025. Held at that level; it is immaterial and is carried rather than dropped so the bridge to attributable profit closes.</w:t>
             </w:r>
           </w:p>
         </w:tc>
@@ -5122,7 +5122,7 @@
                 <w:color w:val="1C3A36"/>
                 <w:sz w:val="13"/>
               </w:rPr>
-              <w:t>spot</w:t>
+              <w:t>net fees fy2025</w:t>
             </w:r>
           </w:p>
         </w:tc>
@@ -5140,7 +5140,7 @@
                 <w:color w:val="1C3A36"/>
                 <w:sz w:val="13"/>
               </w:rPr>
-              <w:t>52.05</w:t>
+              <w:t>2729.85</w:t>
             </w:r>
           </w:p>
         </w:tc>
@@ -5158,7 +5158,7 @@
                 <w:color w:val="1C3A36"/>
                 <w:sz w:val="13"/>
               </w:rPr>
-              <w:t>2026-09-03</w:t>
+              <w:t>2026-02-05</w:t>
             </w:r>
           </w:p>
         </w:tc>
@@ -5176,7 +5176,7 @@
                 <w:color w:val="1C3A36"/>
                 <w:sz w:val="13"/>
               </w:rPr>
-              <w:t>Market</w:t>
+              <w:t>A</w:t>
             </w:r>
           </w:p>
         </w:tc>
@@ -5194,7 +5194,7 @@
                 <w:color w:val="1C3A36"/>
                 <w:sz w:val="13"/>
               </w:rPr>
-              <w:t>EGP 52.05, the close on 3 September 2026, supplied by the principal and committed to the house price file for that date. THIS IS THE LATEST KNOWN PRICE and it is the one the gap is measured against. The published site still carries 54.40 at the 23 August close, which is 11 days older; a study audited against its own past is audited against nothing.</w:t>
+              <w:t>The audited consolidated financial statements for the year ended 31 December 2025, signed in Cairo on 5 February 2026 — read from the filing itself; the statement foots.</w:t>
             </w:r>
           </w:p>
         </w:tc>
@@ -5213,7 +5213,7 @@
                 <w:color w:val="1C3A36"/>
                 <w:sz w:val="13"/>
               </w:rPr>
-              <w:t>target equity assets</w:t>
+              <w:t>net fees h1 2026</w:t>
             </w:r>
           </w:p>
         </w:tc>
@@ -5231,7 +5231,7 @@
                 <w:color w:val="1C3A36"/>
                 <w:sz w:val="13"/>
               </w:rPr>
-              <w:t>0.105</w:t>
+              <w:t>1516.56</w:t>
             </w:r>
           </w:p>
         </w:tc>
@@ -5249,7 +5249,7 @@
                 <w:color w:val="1C3A36"/>
                 <w:sz w:val="13"/>
               </w:rPr>
-              <w:t>2026-09-10</w:t>
+              <w:t>2026-07-30</w:t>
             </w:r>
           </w:p>
         </w:tc>
@@ -5267,7 +5267,7 @@
                 <w:color w:val="1C3A36"/>
                 <w:sz w:val="13"/>
               </w:rPr>
-              <w:t>House</w:t>
+              <w:t>A</w:t>
             </w:r>
           </w:p>
         </w:tc>
@@ -5285,7 +5285,7 @@
                 <w:color w:val="1C3A36"/>
                 <w:sz w:val="13"/>
               </w:rPr>
-              <w:t>Attributable equity to total assets, held at 10.5% — the level ADIB-Egypt actually stood at on 30 June 2026 after its EGP 3 billion cash increase, against 9.98% at the FY2025 year end. THIS IS THE BINDING CONSTRAINT ON A GROWING BANK and the model pins the RATIO, not the increment: equity each year is 10.5% of that year's assets and the dividend is whatever profit is left after getting there. A bank growing its balance sheet 3</w:t>
+              <w:t>The condensed consolidated interim financial statements for the six months ended 30 June 2026, limited review, signed 30 July 2026.</w:t>
             </w:r>
           </w:p>
         </w:tc>
@@ -5304,6 +5304,2008 @@
                 <w:color w:val="1C3A36"/>
                 <w:sz w:val="13"/>
               </w:rPr>
+              <w:t>net funds fy2025</w:t>
+            </w:r>
+          </w:p>
+        </w:tc>
+        <w:tc>
+          <w:tcPr>
+            <w:tcW w:type="dxa" w:w="1440"/>
+          </w:tcPr>
+          <w:p>
+            <w:pPr>
+              <w:spacing w:after="20"/>
+              <w:jc w:val="right"/>
+            </w:pPr>
+            <w:r>
+              <w:rPr>
+                <w:color w:val="1C3A36"/>
+                <w:sz w:val="13"/>
+              </w:rPr>
+              <w:t>20152.3</w:t>
+            </w:r>
+          </w:p>
+        </w:tc>
+        <w:tc>
+          <w:tcPr>
+            <w:tcW w:type="dxa" w:w="1080"/>
+          </w:tcPr>
+          <w:p>
+            <w:pPr>
+              <w:spacing w:after="20"/>
+              <w:jc w:val="right"/>
+            </w:pPr>
+            <w:r>
+              <w:rPr>
+                <w:color w:val="1C3A36"/>
+                <w:sz w:val="13"/>
+              </w:rPr>
+              <w:t>2026-02-05</w:t>
+            </w:r>
+          </w:p>
+        </w:tc>
+        <w:tc>
+          <w:tcPr>
+            <w:tcW w:type="dxa" w:w="720"/>
+          </w:tcPr>
+          <w:p>
+            <w:pPr>
+              <w:spacing w:after="20"/>
+              <w:jc w:val="right"/>
+            </w:pPr>
+            <w:r>
+              <w:rPr>
+                <w:color w:val="1C3A36"/>
+                <w:sz w:val="13"/>
+              </w:rPr>
+              <w:t>A</w:t>
+            </w:r>
+          </w:p>
+        </w:tc>
+        <w:tc>
+          <w:tcPr>
+            <w:tcW w:type="dxa" w:w="5040"/>
+          </w:tcPr>
+          <w:p>
+            <w:pPr>
+              <w:spacing w:after="20"/>
+              <w:jc w:val="right"/>
+            </w:pPr>
+            <w:r>
+              <w:rPr>
+                <w:color w:val="1C3A36"/>
+                <w:sz w:val="13"/>
+              </w:rPr>
+              <w:t>The audited consolidated financial statements for the year ended 31 December 2025, signed in Cairo on 5 February 2026 — read from the filing itself; the statement foots.</w:t>
+            </w:r>
+          </w:p>
+        </w:tc>
+      </w:tr>
+      <w:tr>
+        <w:tc>
+          <w:tcPr>
+            <w:tcW w:type="dxa" w:w="1800"/>
+          </w:tcPr>
+          <w:p>
+            <w:pPr>
+              <w:spacing w:after="20"/>
+            </w:pPr>
+            <w:r>
+              <w:rPr>
+                <w:color w:val="1C3A36"/>
+                <w:sz w:val="13"/>
+              </w:rPr>
+              <w:t>net funds h1 2026</w:t>
+            </w:r>
+          </w:p>
+        </w:tc>
+        <w:tc>
+          <w:tcPr>
+            <w:tcW w:type="dxa" w:w="1440"/>
+          </w:tcPr>
+          <w:p>
+            <w:pPr>
+              <w:spacing w:after="20"/>
+              <w:jc w:val="right"/>
+            </w:pPr>
+            <w:r>
+              <w:rPr>
+                <w:color w:val="1C3A36"/>
+                <w:sz w:val="13"/>
+              </w:rPr>
+              <w:t>12253.9</w:t>
+            </w:r>
+          </w:p>
+        </w:tc>
+        <w:tc>
+          <w:tcPr>
+            <w:tcW w:type="dxa" w:w="1080"/>
+          </w:tcPr>
+          <w:p>
+            <w:pPr>
+              <w:spacing w:after="20"/>
+              <w:jc w:val="right"/>
+            </w:pPr>
+            <w:r>
+              <w:rPr>
+                <w:color w:val="1C3A36"/>
+                <w:sz w:val="13"/>
+              </w:rPr>
+              <w:t>2026-07-30</w:t>
+            </w:r>
+          </w:p>
+        </w:tc>
+        <w:tc>
+          <w:tcPr>
+            <w:tcW w:type="dxa" w:w="720"/>
+          </w:tcPr>
+          <w:p>
+            <w:pPr>
+              <w:spacing w:after="20"/>
+              <w:jc w:val="right"/>
+            </w:pPr>
+            <w:r>
+              <w:rPr>
+                <w:color w:val="1C3A36"/>
+                <w:sz w:val="13"/>
+              </w:rPr>
+              <w:t>A</w:t>
+            </w:r>
+          </w:p>
+        </w:tc>
+        <w:tc>
+          <w:tcPr>
+            <w:tcW w:type="dxa" w:w="5040"/>
+          </w:tcPr>
+          <w:p>
+            <w:pPr>
+              <w:spacing w:after="20"/>
+              <w:jc w:val="right"/>
+            </w:pPr>
+            <w:r>
+              <w:rPr>
+                <w:color w:val="1C3A36"/>
+                <w:sz w:val="13"/>
+              </w:rPr>
+              <w:t>The condensed consolidated interim financial statements for the six months ended 30 June 2026, limited review, signed 30 July 2026.</w:t>
+            </w:r>
+          </w:p>
+        </w:tc>
+      </w:tr>
+      <w:tr>
+        <w:tc>
+          <w:tcPr>
+            <w:tcW w:type="dxa" w:w="1800"/>
+          </w:tcPr>
+          <w:p>
+            <w:pPr>
+              <w:spacing w:after="20"/>
+            </w:pPr>
+            <w:r>
+              <w:rPr>
+                <w:color w:val="1C3A36"/>
+                <w:sz w:val="13"/>
+              </w:rPr>
+              <w:t>np fy2025</w:t>
+            </w:r>
+          </w:p>
+        </w:tc>
+        <w:tc>
+          <w:tcPr>
+            <w:tcW w:type="dxa" w:w="1440"/>
+          </w:tcPr>
+          <w:p>
+            <w:pPr>
+              <w:spacing w:after="20"/>
+              <w:jc w:val="right"/>
+            </w:pPr>
+            <w:r>
+              <w:rPr>
+                <w:color w:val="1C3A36"/>
+                <w:sz w:val="13"/>
+              </w:rPr>
+              <w:t>12601</w:t>
+            </w:r>
+          </w:p>
+        </w:tc>
+        <w:tc>
+          <w:tcPr>
+            <w:tcW w:type="dxa" w:w="1080"/>
+          </w:tcPr>
+          <w:p>
+            <w:pPr>
+              <w:spacing w:after="20"/>
+              <w:jc w:val="right"/>
+            </w:pPr>
+            <w:r>
+              <w:rPr>
+                <w:color w:val="1C3A36"/>
+                <w:sz w:val="13"/>
+              </w:rPr>
+              <w:t>2026-02-05</w:t>
+            </w:r>
+          </w:p>
+        </w:tc>
+        <w:tc>
+          <w:tcPr>
+            <w:tcW w:type="dxa" w:w="720"/>
+          </w:tcPr>
+          <w:p>
+            <w:pPr>
+              <w:spacing w:after="20"/>
+              <w:jc w:val="right"/>
+            </w:pPr>
+            <w:r>
+              <w:rPr>
+                <w:color w:val="1C3A36"/>
+                <w:sz w:val="13"/>
+              </w:rPr>
+              <w:t>A</w:t>
+            </w:r>
+          </w:p>
+        </w:tc>
+        <w:tc>
+          <w:tcPr>
+            <w:tcW w:type="dxa" w:w="5040"/>
+          </w:tcPr>
+          <w:p>
+            <w:pPr>
+              <w:spacing w:after="20"/>
+              <w:jc w:val="right"/>
+            </w:pPr>
+            <w:r>
+              <w:rPr>
+                <w:color w:val="1C3A36"/>
+                <w:sz w:val="13"/>
+              </w:rPr>
+              <w:t>The audited consolidated financial statements for the year ended 31 December 2025, signed in Cairo on 5 February 2026 — read from the filing itself; the statement foots.</w:t>
+            </w:r>
+          </w:p>
+        </w:tc>
+      </w:tr>
+      <w:tr>
+        <w:tc>
+          <w:tcPr>
+            <w:tcW w:type="dxa" w:w="1800"/>
+          </w:tcPr>
+          <w:p>
+            <w:pPr>
+              <w:spacing w:after="20"/>
+            </w:pPr>
+            <w:r>
+              <w:rPr>
+                <w:color w:val="1C3A36"/>
+                <w:sz w:val="13"/>
+              </w:rPr>
+              <w:t>npa fy2024</w:t>
+            </w:r>
+          </w:p>
+        </w:tc>
+        <w:tc>
+          <w:tcPr>
+            <w:tcW w:type="dxa" w:w="1440"/>
+          </w:tcPr>
+          <w:p>
+            <w:pPr>
+              <w:spacing w:after="20"/>
+              <w:jc w:val="right"/>
+            </w:pPr>
+            <w:r>
+              <w:rPr>
+                <w:color w:val="1C3A36"/>
+                <w:sz w:val="13"/>
+              </w:rPr>
+              <w:t>9008.93</w:t>
+            </w:r>
+          </w:p>
+        </w:tc>
+        <w:tc>
+          <w:tcPr>
+            <w:tcW w:type="dxa" w:w="1080"/>
+          </w:tcPr>
+          <w:p>
+            <w:pPr>
+              <w:spacing w:after="20"/>
+              <w:jc w:val="right"/>
+            </w:pPr>
+            <w:r>
+              <w:rPr>
+                <w:color w:val="1C3A36"/>
+                <w:sz w:val="13"/>
+              </w:rPr>
+              <w:t>2026-02-05</w:t>
+            </w:r>
+          </w:p>
+        </w:tc>
+        <w:tc>
+          <w:tcPr>
+            <w:tcW w:type="dxa" w:w="720"/>
+          </w:tcPr>
+          <w:p>
+            <w:pPr>
+              <w:spacing w:after="20"/>
+              <w:jc w:val="right"/>
+            </w:pPr>
+            <w:r>
+              <w:rPr>
+                <w:color w:val="1C3A36"/>
+                <w:sz w:val="13"/>
+              </w:rPr>
+              <w:t>A</w:t>
+            </w:r>
+          </w:p>
+        </w:tc>
+        <w:tc>
+          <w:tcPr>
+            <w:tcW w:type="dxa" w:w="5040"/>
+          </w:tcPr>
+          <w:p>
+            <w:pPr>
+              <w:spacing w:after="20"/>
+              <w:jc w:val="right"/>
+            </w:pPr>
+            <w:r>
+              <w:rPr>
+                <w:color w:val="1C3A36"/>
+                <w:sz w:val="13"/>
+              </w:rPr>
+              <w:t>The audited consolidated financial statements for the year ended 31 December 2024, as the comparative column of the FY2025 filing.</w:t>
+            </w:r>
+          </w:p>
+        </w:tc>
+      </w:tr>
+      <w:tr>
+        <w:tc>
+          <w:tcPr>
+            <w:tcW w:type="dxa" w:w="1800"/>
+          </w:tcPr>
+          <w:p>
+            <w:pPr>
+              <w:spacing w:after="20"/>
+            </w:pPr>
+            <w:r>
+              <w:rPr>
+                <w:color w:val="1C3A36"/>
+                <w:sz w:val="13"/>
+              </w:rPr>
+              <w:t>npa fy2025</w:t>
+            </w:r>
+          </w:p>
+        </w:tc>
+        <w:tc>
+          <w:tcPr>
+            <w:tcW w:type="dxa" w:w="1440"/>
+          </w:tcPr>
+          <w:p>
+            <w:pPr>
+              <w:spacing w:after="20"/>
+              <w:jc w:val="right"/>
+            </w:pPr>
+            <w:r>
+              <w:rPr>
+                <w:color w:val="1C3A36"/>
+                <w:sz w:val="13"/>
+              </w:rPr>
+              <w:t>12588.6</w:t>
+            </w:r>
+          </w:p>
+        </w:tc>
+        <w:tc>
+          <w:tcPr>
+            <w:tcW w:type="dxa" w:w="1080"/>
+          </w:tcPr>
+          <w:p>
+            <w:pPr>
+              <w:spacing w:after="20"/>
+              <w:jc w:val="right"/>
+            </w:pPr>
+            <w:r>
+              <w:rPr>
+                <w:color w:val="1C3A36"/>
+                <w:sz w:val="13"/>
+              </w:rPr>
+              <w:t>2026-02-05</w:t>
+            </w:r>
+          </w:p>
+        </w:tc>
+        <w:tc>
+          <w:tcPr>
+            <w:tcW w:type="dxa" w:w="720"/>
+          </w:tcPr>
+          <w:p>
+            <w:pPr>
+              <w:spacing w:after="20"/>
+              <w:jc w:val="right"/>
+            </w:pPr>
+            <w:r>
+              <w:rPr>
+                <w:color w:val="1C3A36"/>
+                <w:sz w:val="13"/>
+              </w:rPr>
+              <w:t>A</w:t>
+            </w:r>
+          </w:p>
+        </w:tc>
+        <w:tc>
+          <w:tcPr>
+            <w:tcW w:type="dxa" w:w="5040"/>
+          </w:tcPr>
+          <w:p>
+            <w:pPr>
+              <w:spacing w:after="20"/>
+              <w:jc w:val="right"/>
+            </w:pPr>
+            <w:r>
+              <w:rPr>
+                <w:color w:val="1C3A36"/>
+                <w:sz w:val="13"/>
+              </w:rPr>
+              <w:t>The audited consolidated financial statements for the year ended 31 December 2025, signed in Cairo on 5 February 2026 — read from the filing itself; the statement foots.</w:t>
+            </w:r>
+          </w:p>
+        </w:tc>
+      </w:tr>
+      <w:tr>
+        <w:tc>
+          <w:tcPr>
+            <w:tcW w:type="dxa" w:w="1800"/>
+          </w:tcPr>
+          <w:p>
+            <w:pPr>
+              <w:spacing w:after="20"/>
+            </w:pPr>
+            <w:r>
+              <w:rPr>
+                <w:color w:val="1C3A36"/>
+                <w:sz w:val="13"/>
+              </w:rPr>
+              <w:t>npa h1 2026</w:t>
+            </w:r>
+          </w:p>
+        </w:tc>
+        <w:tc>
+          <w:tcPr>
+            <w:tcW w:type="dxa" w:w="1440"/>
+          </w:tcPr>
+          <w:p>
+            <w:pPr>
+              <w:spacing w:after="20"/>
+              <w:jc w:val="right"/>
+            </w:pPr>
+            <w:r>
+              <w:rPr>
+                <w:color w:val="1C3A36"/>
+                <w:sz w:val="13"/>
+              </w:rPr>
+              <w:t>7536.8</w:t>
+            </w:r>
+          </w:p>
+        </w:tc>
+        <w:tc>
+          <w:tcPr>
+            <w:tcW w:type="dxa" w:w="1080"/>
+          </w:tcPr>
+          <w:p>
+            <w:pPr>
+              <w:spacing w:after="20"/>
+              <w:jc w:val="right"/>
+            </w:pPr>
+            <w:r>
+              <w:rPr>
+                <w:color w:val="1C3A36"/>
+                <w:sz w:val="13"/>
+              </w:rPr>
+              <w:t>2026-07-30</w:t>
+            </w:r>
+          </w:p>
+        </w:tc>
+        <w:tc>
+          <w:tcPr>
+            <w:tcW w:type="dxa" w:w="720"/>
+          </w:tcPr>
+          <w:p>
+            <w:pPr>
+              <w:spacing w:after="20"/>
+              <w:jc w:val="right"/>
+            </w:pPr>
+            <w:r>
+              <w:rPr>
+                <w:color w:val="1C3A36"/>
+                <w:sz w:val="13"/>
+              </w:rPr>
+              <w:t>A</w:t>
+            </w:r>
+          </w:p>
+        </w:tc>
+        <w:tc>
+          <w:tcPr>
+            <w:tcW w:type="dxa" w:w="5040"/>
+          </w:tcPr>
+          <w:p>
+            <w:pPr>
+              <w:spacing w:after="20"/>
+              <w:jc w:val="right"/>
+            </w:pPr>
+            <w:r>
+              <w:rPr>
+                <w:color w:val="1C3A36"/>
+                <w:sz w:val="13"/>
+              </w:rPr>
+              <w:t>The condensed consolidated interim financial statements for the six months ended 30 June 2026, limited review, signed 30 July 2026.</w:t>
+            </w:r>
+          </w:p>
+        </w:tc>
+      </w:tr>
+      <w:tr>
+        <w:tc>
+          <w:tcPr>
+            <w:tcW w:type="dxa" w:w="1800"/>
+          </w:tcPr>
+          <w:p>
+            <w:pPr>
+              <w:spacing w:after="20"/>
+            </w:pPr>
+            <w:r>
+              <w:rPr>
+                <w:color w:val="1C3A36"/>
+                <w:sz w:val="13"/>
+              </w:rPr>
+              <w:t>other nii ratio</w:t>
+            </w:r>
+          </w:p>
+        </w:tc>
+        <w:tc>
+          <w:tcPr>
+            <w:tcW w:type="dxa" w:w="1440"/>
+          </w:tcPr>
+          <w:p>
+            <w:pPr>
+              <w:spacing w:after="20"/>
+              <w:jc w:val="right"/>
+            </w:pPr>
+            <w:r>
+              <w:rPr>
+                <w:color w:val="1C3A36"/>
+                <w:sz w:val="13"/>
+              </w:rPr>
+              <w:t xml:space="preserve">0.0028 / 0.0026 / 0.0024 / 0.0023 </w:t>
+            </w:r>
+          </w:p>
+        </w:tc>
+        <w:tc>
+          <w:tcPr>
+            <w:tcW w:type="dxa" w:w="1080"/>
+          </w:tcPr>
+          <w:p>
+            <w:pPr>
+              <w:spacing w:after="20"/>
+              <w:jc w:val="right"/>
+            </w:pPr>
+            <w:r>
+              <w:rPr>
+                <w:color w:val="1C3A36"/>
+                <w:sz w:val="13"/>
+              </w:rPr>
+              <w:t>2026-09-10</w:t>
+            </w:r>
+          </w:p>
+        </w:tc>
+        <w:tc>
+          <w:tcPr>
+            <w:tcW w:type="dxa" w:w="720"/>
+          </w:tcPr>
+          <w:p>
+            <w:pPr>
+              <w:spacing w:after="20"/>
+              <w:jc w:val="right"/>
+            </w:pPr>
+            <w:r>
+              <w:rPr>
+                <w:color w:val="1C3A36"/>
+                <w:sz w:val="13"/>
+              </w:rPr>
+              <w:t>House</w:t>
+            </w:r>
+          </w:p>
+        </w:tc>
+        <w:tc>
+          <w:tcPr>
+            <w:tcW w:type="dxa" w:w="5040"/>
+          </w:tcPr>
+          <w:p>
+            <w:pPr>
+              <w:spacing w:after="20"/>
+              <w:jc w:val="right"/>
+            </w:pPr>
+            <w:r>
+              <w:rPr>
+                <w:color w:val="1C3A36"/>
+                <w:sz w:val="13"/>
+              </w:rPr>
+              <w:t>Dividends, net trading, share of associates and gains on investments, as one block, over average total assets. FY2025 actual 0.238%; the June 2026 half annualises to 0.372%, flattered by trading gains on a moving currency. The path normalises DOWN toward the FY2022-FY2024 average as the pound settles.</w:t>
+            </w:r>
+          </w:p>
+        </w:tc>
+      </w:tr>
+      <w:tr>
+        <w:tc>
+          <w:tcPr>
+            <w:tcW w:type="dxa" w:w="1800"/>
+          </w:tcPr>
+          <w:p>
+            <w:pPr>
+              <w:spacing w:after="20"/>
+            </w:pPr>
+            <w:r>
+              <w:rPr>
+                <w:color w:val="1C3A36"/>
+                <w:sz w:val="13"/>
+              </w:rPr>
+              <w:t>other op ratio</w:t>
+            </w:r>
+          </w:p>
+        </w:tc>
+        <w:tc>
+          <w:tcPr>
+            <w:tcW w:type="dxa" w:w="1440"/>
+          </w:tcPr>
+          <w:p>
+            <w:pPr>
+              <w:spacing w:after="20"/>
+              <w:jc w:val="right"/>
+            </w:pPr>
+            <w:r>
+              <w:rPr>
+                <w:color w:val="1C3A36"/>
+                <w:sz w:val="13"/>
+              </w:rPr>
+              <w:t>-0.0075 / -0.007 / -0.0065 / -0.00</w:t>
+            </w:r>
+          </w:p>
+        </w:tc>
+        <w:tc>
+          <w:tcPr>
+            <w:tcW w:type="dxa" w:w="1080"/>
+          </w:tcPr>
+          <w:p>
+            <w:pPr>
+              <w:spacing w:after="20"/>
+              <w:jc w:val="right"/>
+            </w:pPr>
+            <w:r>
+              <w:rPr>
+                <w:color w:val="1C3A36"/>
+                <w:sz w:val="13"/>
+              </w:rPr>
+              <w:t>2026-09-10</w:t>
+            </w:r>
+          </w:p>
+        </w:tc>
+        <w:tc>
+          <w:tcPr>
+            <w:tcW w:type="dxa" w:w="720"/>
+          </w:tcPr>
+          <w:p>
+            <w:pPr>
+              <w:spacing w:after="20"/>
+              <w:jc w:val="right"/>
+            </w:pPr>
+            <w:r>
+              <w:rPr>
+                <w:color w:val="1C3A36"/>
+                <w:sz w:val="13"/>
+              </w:rPr>
+              <w:t>House</w:t>
+            </w:r>
+          </w:p>
+        </w:tc>
+        <w:tc>
+          <w:tcPr>
+            <w:tcW w:type="dxa" w:w="5040"/>
+          </w:tcPr>
+          <w:p>
+            <w:pPr>
+              <w:spacing w:after="20"/>
+              <w:jc w:val="right"/>
+            </w:pPr>
+            <w:r>
+              <w:rPr>
+                <w:color w:val="1C3A36"/>
+                <w:sz w:val="13"/>
+              </w:rPr>
+              <w:t>Other operating expenses over average total assets — deposit insurance, central-bank charges and the operating-provision line. FY2025 actual -0.387%; the June 2026 half annualises to -0.797%, more than double. The path opens at the reviewed level and decays, which is the conservative reading of a line that has doubled.</w:t>
+            </w:r>
+          </w:p>
+        </w:tc>
+      </w:tr>
+      <w:tr>
+        <w:tc>
+          <w:tcPr>
+            <w:tcW w:type="dxa" w:w="1800"/>
+          </w:tcPr>
+          <w:p>
+            <w:pPr>
+              <w:spacing w:after="20"/>
+            </w:pPr>
+            <w:r>
+              <w:rPr>
+                <w:color w:val="1C3A36"/>
+                <w:sz w:val="13"/>
+              </w:rPr>
+              <w:t>payout</w:t>
+            </w:r>
+          </w:p>
+        </w:tc>
+        <w:tc>
+          <w:tcPr>
+            <w:tcW w:type="dxa" w:w="1440"/>
+          </w:tcPr>
+          <w:p>
+            <w:pPr>
+              <w:spacing w:after="20"/>
+              <w:jc w:val="right"/>
+            </w:pPr>
+            <w:r>
+              <w:rPr>
+                <w:color w:val="1C3A36"/>
+                <w:sz w:val="13"/>
+              </w:rPr>
+              <w:t>DERIVED — see below</w:t>
+            </w:r>
+          </w:p>
+        </w:tc>
+        <w:tc>
+          <w:tcPr>
+            <w:tcW w:type="dxa" w:w="1080"/>
+          </w:tcPr>
+          <w:p>
+            <w:pPr>
+              <w:spacing w:after="20"/>
+              <w:jc w:val="right"/>
+            </w:pPr>
+            <w:r>
+              <w:rPr>
+                <w:color w:val="1C3A36"/>
+                <w:sz w:val="13"/>
+              </w:rPr>
+              <w:t>2026-09-10</w:t>
+            </w:r>
+          </w:p>
+        </w:tc>
+        <w:tc>
+          <w:tcPr>
+            <w:tcW w:type="dxa" w:w="720"/>
+          </w:tcPr>
+          <w:p>
+            <w:pPr>
+              <w:spacing w:after="20"/>
+              <w:jc w:val="right"/>
+            </w:pPr>
+            <w:r>
+              <w:rPr>
+                <w:color w:val="1C3A36"/>
+                <w:sz w:val="13"/>
+              </w:rPr>
+              <w:t>House</w:t>
+            </w:r>
+          </w:p>
+        </w:tc>
+        <w:tc>
+          <w:tcPr>
+            <w:tcW w:type="dxa" w:w="5040"/>
+          </w:tcPr>
+          <w:p>
+            <w:pPr>
+              <w:spacing w:after="20"/>
+              <w:jc w:val="right"/>
+            </w:pPr>
+            <w:r>
+              <w:rPr>
+                <w:color w:val="1C3A36"/>
+                <w:sz w:val="13"/>
+              </w:rPr>
+              <w:t>THE PAYOUT IS NOT TYPED. It is what is left after the balance sheet has taken the capital it needs: payout(t) = 1 - (target equity/assets x the year's asset growth) / attributable profit, floored at zero and capped at 80%. A typed payout path is an assumption about the single thing a growing bank has least discretion over, and typing one made this model's dividend and free-cash-flow lenses disagree by EGP 7 a share while its e</w:t>
+            </w:r>
+          </w:p>
+        </w:tc>
+      </w:tr>
+      <w:tr>
+        <w:tc>
+          <w:tcPr>
+            <w:tcW w:type="dxa" w:w="1800"/>
+          </w:tcPr>
+          <w:p>
+            <w:pPr>
+              <w:spacing w:after="20"/>
+            </w:pPr>
+            <w:r>
+              <w:rPr>
+                <w:color w:val="1C3A36"/>
+                <w:sz w:val="13"/>
+              </w:rPr>
+              <w:t>pbt fy2025</w:t>
+            </w:r>
+          </w:p>
+        </w:tc>
+        <w:tc>
+          <w:tcPr>
+            <w:tcW w:type="dxa" w:w="1440"/>
+          </w:tcPr>
+          <w:p>
+            <w:pPr>
+              <w:spacing w:after="20"/>
+              <w:jc w:val="right"/>
+            </w:pPr>
+            <w:r>
+              <w:rPr>
+                <w:color w:val="1C3A36"/>
+                <w:sz w:val="13"/>
+              </w:rPr>
+              <w:t>17482.1</w:t>
+            </w:r>
+          </w:p>
+        </w:tc>
+        <w:tc>
+          <w:tcPr>
+            <w:tcW w:type="dxa" w:w="1080"/>
+          </w:tcPr>
+          <w:p>
+            <w:pPr>
+              <w:spacing w:after="20"/>
+              <w:jc w:val="right"/>
+            </w:pPr>
+            <w:r>
+              <w:rPr>
+                <w:color w:val="1C3A36"/>
+                <w:sz w:val="13"/>
+              </w:rPr>
+              <w:t>2026-02-05</w:t>
+            </w:r>
+          </w:p>
+        </w:tc>
+        <w:tc>
+          <w:tcPr>
+            <w:tcW w:type="dxa" w:w="720"/>
+          </w:tcPr>
+          <w:p>
+            <w:pPr>
+              <w:spacing w:after="20"/>
+              <w:jc w:val="right"/>
+            </w:pPr>
+            <w:r>
+              <w:rPr>
+                <w:color w:val="1C3A36"/>
+                <w:sz w:val="13"/>
+              </w:rPr>
+              <w:t>A</w:t>
+            </w:r>
+          </w:p>
+        </w:tc>
+        <w:tc>
+          <w:tcPr>
+            <w:tcW w:type="dxa" w:w="5040"/>
+          </w:tcPr>
+          <w:p>
+            <w:pPr>
+              <w:spacing w:after="20"/>
+              <w:jc w:val="right"/>
+            </w:pPr>
+            <w:r>
+              <w:rPr>
+                <w:color w:val="1C3A36"/>
+                <w:sz w:val="13"/>
+              </w:rPr>
+              <w:t>The audited consolidated financial statements for the year ended 31 December 2025, signed in Cairo on 5 February 2026 — read from the filing itself; the statement foots.</w:t>
+            </w:r>
+          </w:p>
+        </w:tc>
+      </w:tr>
+      <w:tr>
+        <w:tc>
+          <w:tcPr>
+            <w:tcW w:type="dxa" w:w="1800"/>
+          </w:tcPr>
+          <w:p>
+            <w:pPr>
+              <w:spacing w:after="20"/>
+            </w:pPr>
+            <w:r>
+              <w:rPr>
+                <w:color w:val="1C3A36"/>
+                <w:sz w:val="13"/>
+              </w:rPr>
+              <w:t>peer comi price</w:t>
+            </w:r>
+          </w:p>
+        </w:tc>
+        <w:tc>
+          <w:tcPr>
+            <w:tcW w:type="dxa" w:w="1440"/>
+          </w:tcPr>
+          <w:p>
+            <w:pPr>
+              <w:spacing w:after="20"/>
+              <w:jc w:val="right"/>
+            </w:pPr>
+            <w:r>
+              <w:rPr>
+                <w:color w:val="1C3A36"/>
+                <w:sz w:val="13"/>
+              </w:rPr>
+              <w:t>138.98</w:t>
+            </w:r>
+          </w:p>
+        </w:tc>
+        <w:tc>
+          <w:tcPr>
+            <w:tcW w:type="dxa" w:w="1080"/>
+          </w:tcPr>
+          <w:p>
+            <w:pPr>
+              <w:spacing w:after="20"/>
+              <w:jc w:val="right"/>
+            </w:pPr>
+            <w:r>
+              <w:rPr>
+                <w:color w:val="1C3A36"/>
+                <w:sz w:val="13"/>
+              </w:rPr>
+              <w:t>2026-09-03</w:t>
+            </w:r>
+          </w:p>
+        </w:tc>
+        <w:tc>
+          <w:tcPr>
+            <w:tcW w:type="dxa" w:w="720"/>
+          </w:tcPr>
+          <w:p>
+            <w:pPr>
+              <w:spacing w:after="20"/>
+              <w:jc w:val="right"/>
+            </w:pPr>
+            <w:r>
+              <w:rPr>
+                <w:color w:val="1C3A36"/>
+                <w:sz w:val="13"/>
+              </w:rPr>
+              <w:t>Market</w:t>
+            </w:r>
+          </w:p>
+        </w:tc>
+        <w:tc>
+          <w:tcPr>
+            <w:tcW w:type="dxa" w:w="5040"/>
+          </w:tcPr>
+          <w:p>
+            <w:pPr>
+              <w:spacing w:after="20"/>
+              <w:jc w:val="right"/>
+            </w:pPr>
+            <w:r>
+              <w:rPr>
+                <w:color w:val="1C3A36"/>
+                <w:sz w:val="13"/>
+              </w:rPr>
+              <w:t>Commercial International Bank (EGX: COMI), EGP 138.98, the close on 3 September 2026 from the committed price file — the same file, the same date and the same supplier as ADIB's own price, so the two are struck on one day.</w:t>
+            </w:r>
+          </w:p>
+        </w:tc>
+      </w:tr>
+      <w:tr>
+        <w:tc>
+          <w:tcPr>
+            <w:tcW w:type="dxa" w:w="1800"/>
+          </w:tcPr>
+          <w:p>
+            <w:pPr>
+              <w:spacing w:after="20"/>
+            </w:pPr>
+            <w:r>
+              <w:rPr>
+                <w:color w:val="1C3A36"/>
+                <w:sz w:val="13"/>
+              </w:rPr>
+              <w:t>peer pb band</w:t>
+            </w:r>
+          </w:p>
+        </w:tc>
+        <w:tc>
+          <w:tcPr>
+            <w:tcW w:type="dxa" w:w="1440"/>
+          </w:tcPr>
+          <w:p>
+            <w:pPr>
+              <w:spacing w:after="20"/>
+              <w:jc w:val="right"/>
+            </w:pPr>
+            <w:r>
+              <w:rPr>
+                <w:color w:val="1C3A36"/>
+                <w:sz w:val="13"/>
+              </w:rPr>
+              <w:t>1.4 / 2.2</w:t>
+            </w:r>
+          </w:p>
+        </w:tc>
+        <w:tc>
+          <w:tcPr>
+            <w:tcW w:type="dxa" w:w="1080"/>
+          </w:tcPr>
+          <w:p>
+            <w:pPr>
+              <w:spacing w:after="20"/>
+              <w:jc w:val="right"/>
+            </w:pPr>
+            <w:r>
+              <w:rPr>
+                <w:color w:val="1C3A36"/>
+                <w:sz w:val="13"/>
+              </w:rPr>
+              <w:t>2026-09-10</w:t>
+            </w:r>
+          </w:p>
+        </w:tc>
+        <w:tc>
+          <w:tcPr>
+            <w:tcW w:type="dxa" w:w="720"/>
+          </w:tcPr>
+          <w:p>
+            <w:pPr>
+              <w:spacing w:after="20"/>
+              <w:jc w:val="right"/>
+            </w:pPr>
+            <w:r>
+              <w:rPr>
+                <w:color w:val="1C3A36"/>
+                <w:sz w:val="13"/>
+              </w:rPr>
+              <w:t>House</w:t>
+            </w:r>
+          </w:p>
+        </w:tc>
+        <w:tc>
+          <w:tcPr>
+            <w:tcW w:type="dxa" w:w="5040"/>
+          </w:tcPr>
+          <w:p>
+            <w:pPr>
+              <w:spacing w:after="20"/>
+              <w:jc w:val="right"/>
+            </w:pPr>
+            <w:r>
+              <w:rPr>
+                <w:color w:val="1C3A36"/>
+                <w:sz w:val="13"/>
+              </w:rPr>
+              <w:t>The price-to-book band Egyptian large-cap banks trade in. It is a BAND and not a point because this study could not source a same-day book value for any Egyptian bank other than ADIB itself: the only peer whose price it holds on the same day is CIB, and CIB's own book value is not in this repository. The band is carried as a cross-check on the two cash-flow lenses, weighted at 15%, and it is NOT allowed to set the answer. Wher</w:t>
+            </w:r>
+          </w:p>
+        </w:tc>
+      </w:tr>
+      <w:tr>
+        <w:tc>
+          <w:tcPr>
+            <w:tcW w:type="dxa" w:w="1800"/>
+          </w:tcPr>
+          <w:p>
+            <w:pPr>
+              <w:spacing w:after="20"/>
+            </w:pPr>
+            <w:r>
+              <w:rPr>
+                <w:color w:val="1C3A36"/>
+                <w:sz w:val="13"/>
+              </w:rPr>
+              <w:t>peer pe band</w:t>
+            </w:r>
+          </w:p>
+        </w:tc>
+        <w:tc>
+          <w:tcPr>
+            <w:tcW w:type="dxa" w:w="1440"/>
+          </w:tcPr>
+          <w:p>
+            <w:pPr>
+              <w:spacing w:after="20"/>
+              <w:jc w:val="right"/>
+            </w:pPr>
+            <w:r>
+              <w:rPr>
+                <w:color w:val="1C3A36"/>
+                <w:sz w:val="13"/>
+              </w:rPr>
+              <w:t>5.5 / 8.5</w:t>
+            </w:r>
+          </w:p>
+        </w:tc>
+        <w:tc>
+          <w:tcPr>
+            <w:tcW w:type="dxa" w:w="1080"/>
+          </w:tcPr>
+          <w:p>
+            <w:pPr>
+              <w:spacing w:after="20"/>
+              <w:jc w:val="right"/>
+            </w:pPr>
+            <w:r>
+              <w:rPr>
+                <w:color w:val="1C3A36"/>
+                <w:sz w:val="13"/>
+              </w:rPr>
+              <w:t>2026-09-10</w:t>
+            </w:r>
+          </w:p>
+        </w:tc>
+        <w:tc>
+          <w:tcPr>
+            <w:tcW w:type="dxa" w:w="720"/>
+          </w:tcPr>
+          <w:p>
+            <w:pPr>
+              <w:spacing w:after="20"/>
+              <w:jc w:val="right"/>
+            </w:pPr>
+            <w:r>
+              <w:rPr>
+                <w:color w:val="1C3A36"/>
+                <w:sz w:val="13"/>
+              </w:rPr>
+              <w:t>House</w:t>
+            </w:r>
+          </w:p>
+        </w:tc>
+        <w:tc>
+          <w:tcPr>
+            <w:tcW w:type="dxa" w:w="5040"/>
+          </w:tcPr>
+          <w:p>
+            <w:pPr>
+              <w:spacing w:after="20"/>
+              <w:jc w:val="right"/>
+            </w:pPr>
+            <w:r>
+              <w:rPr>
+                <w:color w:val="1C3A36"/>
+                <w:sz w:val="13"/>
+              </w:rPr>
+              <w:t>The trailing price-to-earnings band for the same group, on the same caveat.</w:t>
+            </w:r>
+          </w:p>
+        </w:tc>
+      </w:tr>
+      <w:tr>
+        <w:tc>
+          <w:tcPr>
+            <w:tcW w:type="dxa" w:w="1800"/>
+          </w:tcPr>
+          <w:p>
+            <w:pPr>
+              <w:spacing w:after="20"/>
+            </w:pPr>
+            <w:r>
+              <w:rPr>
+                <w:color w:val="1C3A36"/>
+                <w:sz w:val="13"/>
+              </w:rPr>
+              <w:t>policy rate path</w:t>
+            </w:r>
+          </w:p>
+        </w:tc>
+        <w:tc>
+          <w:tcPr>
+            <w:tcW w:type="dxa" w:w="1440"/>
+          </w:tcPr>
+          <w:p>
+            <w:pPr>
+              <w:spacing w:after="20"/>
+              <w:jc w:val="right"/>
+            </w:pPr>
+            <w:r>
+              <w:rPr>
+                <w:color w:val="1C3A36"/>
+                <w:sz w:val="13"/>
+              </w:rPr>
+              <w:t>0.19 / 0.165 / 0.145 / 0.13 / 0.12</w:t>
+            </w:r>
+          </w:p>
+        </w:tc>
+        <w:tc>
+          <w:tcPr>
+            <w:tcW w:type="dxa" w:w="1080"/>
+          </w:tcPr>
+          <w:p>
+            <w:pPr>
+              <w:spacing w:after="20"/>
+              <w:jc w:val="right"/>
+            </w:pPr>
+            <w:r>
+              <w:rPr>
+                <w:color w:val="1C3A36"/>
+                <w:sz w:val="13"/>
+              </w:rPr>
+              <w:t>2026-08-20</w:t>
+            </w:r>
+          </w:p>
+        </w:tc>
+        <w:tc>
+          <w:tcPr>
+            <w:tcW w:type="dxa" w:w="720"/>
+          </w:tcPr>
+          <w:p>
+            <w:pPr>
+              <w:spacing w:after="20"/>
+              <w:jc w:val="right"/>
+            </w:pPr>
+            <w:r>
+              <w:rPr>
+                <w:color w:val="1C3A36"/>
+                <w:sz w:val="13"/>
+              </w:rPr>
+              <w:t>Country</w:t>
+            </w:r>
+          </w:p>
+        </w:tc>
+        <w:tc>
+          <w:tcPr>
+            <w:tcW w:type="dxa" w:w="5040"/>
+          </w:tcPr>
+          <w:p>
+            <w:pPr>
+              <w:spacing w:after="20"/>
+              <w:jc w:val="right"/>
+            </w:pPr>
+            <w:r>
+              <w:rPr>
+                <w:color w:val="1C3A36"/>
+                <w:sz w:val="13"/>
+              </w:rPr>
+              <w:t>Overnight deposit rate 19.00% now, gliding 19.00 -&gt; 16.50 -&gt; 14.50 -&gt; 13.00 -&gt; 12.00 with the published inflation path at an approximately constant real policy rate. Held for a fourth consecutive meeting on 20 August 2026. This is the SHAPE input for the asset-yield and cost-of-funds paths below; it is not a second free parameter and no valuation input is set from it independently.</w:t>
+            </w:r>
+          </w:p>
+        </w:tc>
+      </w:tr>
+      <w:tr>
+        <w:tc>
+          <w:tcPr>
+            <w:tcW w:type="dxa" w:w="1800"/>
+          </w:tcPr>
+          <w:p>
+            <w:pPr>
+              <w:spacing w:after="20"/>
+            </w:pPr>
+            <w:r>
+              <w:rPr>
+                <w:color w:val="1C3A36"/>
+                <w:sz w:val="13"/>
+              </w:rPr>
+              <w:t>rf</w:t>
+            </w:r>
+          </w:p>
+        </w:tc>
+        <w:tc>
+          <w:tcPr>
+            <w:tcW w:type="dxa" w:w="1440"/>
+          </w:tcPr>
+          <w:p>
+            <w:pPr>
+              <w:spacing w:after="20"/>
+              <w:jc w:val="right"/>
+            </w:pPr>
+            <w:r>
+              <w:rPr>
+                <w:color w:val="1C3A36"/>
+                <w:sz w:val="13"/>
+              </w:rPr>
+              <w:t>0.23</w:t>
+            </w:r>
+          </w:p>
+        </w:tc>
+        <w:tc>
+          <w:tcPr>
+            <w:tcW w:type="dxa" w:w="1080"/>
+          </w:tcPr>
+          <w:p>
+            <w:pPr>
+              <w:spacing w:after="20"/>
+              <w:jc w:val="right"/>
+            </w:pPr>
+            <w:r>
+              <w:rPr>
+                <w:color w:val="1C3A36"/>
+                <w:sz w:val="13"/>
+              </w:rPr>
+              <w:t>2026-08-06</w:t>
+            </w:r>
+          </w:p>
+        </w:tc>
+        <w:tc>
+          <w:tcPr>
+            <w:tcW w:type="dxa" w:w="720"/>
+          </w:tcPr>
+          <w:p>
+            <w:pPr>
+              <w:spacing w:after="20"/>
+              <w:jc w:val="right"/>
+            </w:pPr>
+            <w:r>
+              <w:rPr>
+                <w:color w:val="1C3A36"/>
+                <w:sz w:val="13"/>
+              </w:rPr>
+              <w:t>Country</w:t>
+            </w:r>
+          </w:p>
+        </w:tc>
+        <w:tc>
+          <w:tcPr>
+            <w:tcW w:type="dxa" w:w="5040"/>
+          </w:tcPr>
+          <w:p>
+            <w:pPr>
+              <w:spacing w:after="20"/>
+              <w:jc w:val="right"/>
+            </w:pPr>
+            <w:r>
+              <w:rPr>
+                <w:color w:val="1C3A36"/>
+                <w:sz w:val="13"/>
+              </w:rPr>
+              <w:t>Egypt ten-year EGP government bond yield, 23.00%, the quote of 6 August 2026 held in the house macroeconomic path and already used by the PHDC, EGCH and PHAR cost-of-capital records. IT IS 34 DAYS OLD AGAINST THIS STUDY'S PRICING DATE AND THE HOUSE PATH'S OWN 14-DAY STALENESS RULE FLAGS IT AS STALE. A live re-source was attempted on 9 September 2026 down four routes and all four failed: the central bank's treasury-bond auction</w:t>
+            </w:r>
+          </w:p>
+        </w:tc>
+      </w:tr>
+      <w:tr>
+        <w:tc>
+          <w:tcPr>
+            <w:tcW w:type="dxa" w:w="1800"/>
+          </w:tcPr>
+          <w:p>
+            <w:pPr>
+              <w:spacing w:after="20"/>
+            </w:pPr>
+            <w:r>
+              <w:rPr>
+                <w:color w:val="1C3A36"/>
+                <w:sz w:val="13"/>
+              </w:rPr>
+              <w:t>rf terminal</w:t>
+            </w:r>
+          </w:p>
+        </w:tc>
+        <w:tc>
+          <w:tcPr>
+            <w:tcW w:type="dxa" w:w="1440"/>
+          </w:tcPr>
+          <w:p>
+            <w:pPr>
+              <w:spacing w:after="20"/>
+              <w:jc w:val="right"/>
+            </w:pPr>
+            <w:r>
+              <w:rPr>
+                <w:color w:val="1C3A36"/>
+                <w:sz w:val="13"/>
+              </w:rPr>
+              <w:t>0.105</w:t>
+            </w:r>
+          </w:p>
+        </w:tc>
+        <w:tc>
+          <w:tcPr>
+            <w:tcW w:type="dxa" w:w="1080"/>
+          </w:tcPr>
+          <w:p>
+            <w:pPr>
+              <w:spacing w:after="20"/>
+              <w:jc w:val="right"/>
+            </w:pPr>
+            <w:r>
+              <w:rPr>
+                <w:color w:val="1C3A36"/>
+                <w:sz w:val="13"/>
+              </w:rPr>
+              <w:t>2026-09-02</w:t>
+            </w:r>
+          </w:p>
+        </w:tc>
+        <w:tc>
+          <w:tcPr>
+            <w:tcW w:type="dxa" w:w="720"/>
+          </w:tcPr>
+          <w:p>
+            <w:pPr>
+              <w:spacing w:after="20"/>
+              <w:jc w:val="right"/>
+            </w:pPr>
+            <w:r>
+              <w:rPr>
+                <w:color w:val="1C3A36"/>
+                <w:sz w:val="13"/>
+              </w:rPr>
+              <w:t>House</w:t>
+            </w:r>
+          </w:p>
+        </w:tc>
+        <w:tc>
+          <w:tcPr>
+            <w:tcW w:type="dxa" w:w="5040"/>
+          </w:tcPr>
+          <w:p>
+            <w:pPr>
+              <w:spacing w:after="20"/>
+              <w:jc w:val="right"/>
+            </w:pPr>
+            <w:r>
+              <w:rPr>
+                <w:color w:val="1C3A36"/>
+                <w:sz w:val="13"/>
+              </w:rPr>
+              <w:t>Terminal risk-free rate, DERIVED and never quoted: terminal inflation of 7.00% (the CBE target-band midpoint in force) plus the 5.50% emerging-market terminal real convention. It cannot disagree with the inflation the rest of the model runs on because it is computed from it.</w:t>
+            </w:r>
+          </w:p>
+        </w:tc>
+      </w:tr>
+      <w:tr>
+        <w:tc>
+          <w:tcPr>
+            <w:tcW w:type="dxa" w:w="1800"/>
+          </w:tcPr>
+          <w:p>
+            <w:pPr>
+              <w:spacing w:after="20"/>
+            </w:pPr>
+            <w:r>
+              <w:rPr>
+                <w:color w:val="1C3A36"/>
+                <w:sz w:val="13"/>
+              </w:rPr>
+              <w:t>shares</w:t>
+            </w:r>
+          </w:p>
+        </w:tc>
+        <w:tc>
+          <w:tcPr>
+            <w:tcW w:type="dxa" w:w="1440"/>
+          </w:tcPr>
+          <w:p>
+            <w:pPr>
+              <w:spacing w:after="20"/>
+              <w:jc w:val="right"/>
+            </w:pPr>
+            <w:r>
+              <w:rPr>
+                <w:color w:val="1C3A36"/>
+                <w:sz w:val="13"/>
+              </w:rPr>
+              <w:t>1500</w:t>
+            </w:r>
+          </w:p>
+        </w:tc>
+        <w:tc>
+          <w:tcPr>
+            <w:tcW w:type="dxa" w:w="1080"/>
+          </w:tcPr>
+          <w:p>
+            <w:pPr>
+              <w:spacing w:after="20"/>
+              <w:jc w:val="right"/>
+            </w:pPr>
+            <w:r>
+              <w:rPr>
+                <w:color w:val="1C3A36"/>
+                <w:sz w:val="13"/>
+              </w:rPr>
+              <w:t>2026-06-30</w:t>
+            </w:r>
+          </w:p>
+        </w:tc>
+        <w:tc>
+          <w:tcPr>
+            <w:tcW w:type="dxa" w:w="720"/>
+          </w:tcPr>
+          <w:p>
+            <w:pPr>
+              <w:spacing w:after="20"/>
+              <w:jc w:val="right"/>
+            </w:pPr>
+            <w:r>
+              <w:rPr>
+                <w:color w:val="1C3A36"/>
+                <w:sz w:val="13"/>
+              </w:rPr>
+              <w:t>A</w:t>
+            </w:r>
+          </w:p>
+        </w:tc>
+        <w:tc>
+          <w:tcPr>
+            <w:tcW w:type="dxa" w:w="5040"/>
+          </w:tcPr>
+          <w:p>
+            <w:pPr>
+              <w:spacing w:after="20"/>
+              <w:jc w:val="right"/>
+            </w:pPr>
+            <w:r>
+              <w:rPr>
+                <w:color w:val="1C3A36"/>
+                <w:sz w:val="13"/>
+              </w:rPr>
+              <w:t>ADIB-Egypt issued and paid-up capital of EGP 15,000,000 thousand at 30 June 2026, over the LE 10 par value the filings state (FY2018 note 34/2), = 1,500 million shares. THE CAPITAL FIGURE IS PROVED BY THE EQUITY BLOCK'S OWN ARITHMETIC RATHER THAN BY THE OCR: attributable equity of 43,557,932 less the subordinated-financing difference of 16,454 leaves 43,541,478 for capital plus reserves plus retained earnings; retained earning</w:t>
+            </w:r>
+          </w:p>
+        </w:tc>
+      </w:tr>
+      <w:tr>
+        <w:tc>
+          <w:tcPr>
+            <w:tcW w:type="dxa" w:w="1800"/>
+          </w:tcPr>
+          <w:p>
+            <w:pPr>
+              <w:spacing w:after="20"/>
+            </w:pPr>
+            <w:r>
+              <w:rPr>
+                <w:color w:val="1C3A36"/>
+                <w:sz w:val="13"/>
+              </w:rPr>
+              <w:t>sov default spread</w:t>
+            </w:r>
+          </w:p>
+        </w:tc>
+        <w:tc>
+          <w:tcPr>
+            <w:tcW w:type="dxa" w:w="1440"/>
+          </w:tcPr>
+          <w:p>
+            <w:pPr>
+              <w:spacing w:after="20"/>
+              <w:jc w:val="right"/>
+            </w:pPr>
+            <w:r>
+              <w:rPr>
+                <w:color w:val="1C3A36"/>
+                <w:sz w:val="13"/>
+              </w:rPr>
+              <w:t>0.0342</w:t>
+            </w:r>
+          </w:p>
+        </w:tc>
+        <w:tc>
+          <w:tcPr>
+            <w:tcW w:type="dxa" w:w="1080"/>
+          </w:tcPr>
+          <w:p>
+            <w:pPr>
+              <w:spacing w:after="20"/>
+              <w:jc w:val="right"/>
+            </w:pPr>
+            <w:r>
+              <w:rPr>
+                <w:color w:val="1C3A36"/>
+                <w:sz w:val="13"/>
+              </w:rPr>
+              <w:t>2026-07-02</w:t>
+            </w:r>
+          </w:p>
+        </w:tc>
+        <w:tc>
+          <w:tcPr>
+            <w:tcW w:type="dxa" w:w="720"/>
+          </w:tcPr>
+          <w:p>
+            <w:pPr>
+              <w:spacing w:after="20"/>
+              <w:jc w:val="right"/>
+            </w:pPr>
+            <w:r>
+              <w:rPr>
+                <w:color w:val="1C3A36"/>
+                <w:sz w:val="13"/>
+              </w:rPr>
+              <w:t>Country</w:t>
+            </w:r>
+          </w:p>
+        </w:tc>
+        <w:tc>
+          <w:tcPr>
+            <w:tcW w:type="dxa" w:w="5040"/>
+          </w:tcPr>
+          <w:p>
+            <w:pPr>
+              <w:spacing w:after="20"/>
+              <w:jc w:val="right"/>
+            </w:pPr>
+            <w:r>
+              <w:rPr>
+                <w:color w:val="1C3A36"/>
+                <w:sz w:val="13"/>
+              </w:rPr>
+              <w:t>Egypt sovereign credit-default-swap spread, 3.42%, mid-year (July 2026) vintage of the country default-spread dataset, Egypt row, "Sovereign CDS net of Swiss CDS". Netted out of the local-currency risk-free rate so that sovereign default risk is charged ONCE, inside the equity risk premium, and not twice. The house macroeconomic path carries 3.41% for the same field from the same file; the one-basis-point difference is a round</w:t>
+            </w:r>
+          </w:p>
+        </w:tc>
+      </w:tr>
+      <w:tr>
+        <w:tc>
+          <w:tcPr>
+            <w:tcW w:type="dxa" w:w="1800"/>
+          </w:tcPr>
+          <w:p>
+            <w:pPr>
+              <w:spacing w:after="20"/>
+            </w:pPr>
+            <w:r>
+              <w:rPr>
+                <w:color w:val="1C3A36"/>
+                <w:sz w:val="13"/>
+              </w:rPr>
+              <w:t>sov default spread rating</w:t>
+            </w:r>
+          </w:p>
+        </w:tc>
+        <w:tc>
+          <w:tcPr>
+            <w:tcW w:type="dxa" w:w="1440"/>
+          </w:tcPr>
+          <w:p>
+            <w:pPr>
+              <w:spacing w:after="20"/>
+              <w:jc w:val="right"/>
+            </w:pPr>
+            <w:r>
+              <w:rPr>
+                <w:color w:val="1C3A36"/>
+                <w:sz w:val="13"/>
+              </w:rPr>
+              <w:t>0.059702</w:t>
+            </w:r>
+          </w:p>
+        </w:tc>
+        <w:tc>
+          <w:tcPr>
+            <w:tcW w:type="dxa" w:w="1080"/>
+          </w:tcPr>
+          <w:p>
+            <w:pPr>
+              <w:spacing w:after="20"/>
+              <w:jc w:val="right"/>
+            </w:pPr>
+            <w:r>
+              <w:rPr>
+                <w:color w:val="1C3A36"/>
+                <w:sz w:val="13"/>
+              </w:rPr>
+              <w:t>2026-07-02</w:t>
+            </w:r>
+          </w:p>
+        </w:tc>
+        <w:tc>
+          <w:tcPr>
+            <w:tcW w:type="dxa" w:w="720"/>
+          </w:tcPr>
+          <w:p>
+            <w:pPr>
+              <w:spacing w:after="20"/>
+              <w:jc w:val="right"/>
+            </w:pPr>
+            <w:r>
+              <w:rPr>
+                <w:color w:val="1C3A36"/>
+                <w:sz w:val="13"/>
+              </w:rPr>
+              <w:t>Country</w:t>
+            </w:r>
+          </w:p>
+        </w:tc>
+        <w:tc>
+          <w:tcPr>
+            <w:tcW w:type="dxa" w:w="5040"/>
+          </w:tcPr>
+          <w:p>
+            <w:pPr>
+              <w:spacing w:after="20"/>
+              <w:jc w:val="right"/>
+            </w:pPr>
+            <w:r>
+              <w:rPr>
+                <w:color w:val="1C3A36"/>
+                <w:sz w:val="13"/>
+              </w:rPr>
+              <w:t>Egypt adjusted default spread on the rating basis (Moody's Caa1), 5.9702%, same vintage — the alternative construction, published for the audit trail and never mixed with the CDS basis.</w:t>
+            </w:r>
+          </w:p>
+        </w:tc>
+      </w:tr>
+      <w:tr>
+        <w:tc>
+          <w:tcPr>
+            <w:tcW w:type="dxa" w:w="1800"/>
+          </w:tcPr>
+          <w:p>
+            <w:pPr>
+              <w:spacing w:after="20"/>
+            </w:pPr>
+            <w:r>
+              <w:rPr>
+                <w:color w:val="1C3A36"/>
+                <w:sz w:val="13"/>
+              </w:rPr>
+              <w:t>spot</w:t>
+            </w:r>
+          </w:p>
+        </w:tc>
+        <w:tc>
+          <w:tcPr>
+            <w:tcW w:type="dxa" w:w="1440"/>
+          </w:tcPr>
+          <w:p>
+            <w:pPr>
+              <w:spacing w:after="20"/>
+              <w:jc w:val="right"/>
+            </w:pPr>
+            <w:r>
+              <w:rPr>
+                <w:color w:val="1C3A36"/>
+                <w:sz w:val="13"/>
+              </w:rPr>
+              <w:t>52.05</w:t>
+            </w:r>
+          </w:p>
+        </w:tc>
+        <w:tc>
+          <w:tcPr>
+            <w:tcW w:type="dxa" w:w="1080"/>
+          </w:tcPr>
+          <w:p>
+            <w:pPr>
+              <w:spacing w:after="20"/>
+              <w:jc w:val="right"/>
+            </w:pPr>
+            <w:r>
+              <w:rPr>
+                <w:color w:val="1C3A36"/>
+                <w:sz w:val="13"/>
+              </w:rPr>
+              <w:t>2026-09-03</w:t>
+            </w:r>
+          </w:p>
+        </w:tc>
+        <w:tc>
+          <w:tcPr>
+            <w:tcW w:type="dxa" w:w="720"/>
+          </w:tcPr>
+          <w:p>
+            <w:pPr>
+              <w:spacing w:after="20"/>
+              <w:jc w:val="right"/>
+            </w:pPr>
+            <w:r>
+              <w:rPr>
+                <w:color w:val="1C3A36"/>
+                <w:sz w:val="13"/>
+              </w:rPr>
+              <w:t>Market</w:t>
+            </w:r>
+          </w:p>
+        </w:tc>
+        <w:tc>
+          <w:tcPr>
+            <w:tcW w:type="dxa" w:w="5040"/>
+          </w:tcPr>
+          <w:p>
+            <w:pPr>
+              <w:spacing w:after="20"/>
+              <w:jc w:val="right"/>
+            </w:pPr>
+            <w:r>
+              <w:rPr>
+                <w:color w:val="1C3A36"/>
+                <w:sz w:val="13"/>
+              </w:rPr>
+              <w:t>EGP 52.05, the close on 3 September 2026, supplied by the principal and committed to the house price file for that date. THIS IS THE LATEST KNOWN PRICE and it is the one the gap is measured against. The published site still carries 54.40 at the 23 August close, which is 11 days older; a study audited against its own past is audited against nothing.</w:t>
+            </w:r>
+          </w:p>
+        </w:tc>
+      </w:tr>
+      <w:tr>
+        <w:tc>
+          <w:tcPr>
+            <w:tcW w:type="dxa" w:w="1800"/>
+          </w:tcPr>
+          <w:p>
+            <w:pPr>
+              <w:spacing w:after="20"/>
+            </w:pPr>
+            <w:r>
+              <w:rPr>
+                <w:color w:val="1C3A36"/>
+                <w:sz w:val="13"/>
+              </w:rPr>
+              <w:t>target equity assets</w:t>
+            </w:r>
+          </w:p>
+        </w:tc>
+        <w:tc>
+          <w:tcPr>
+            <w:tcW w:type="dxa" w:w="1440"/>
+          </w:tcPr>
+          <w:p>
+            <w:pPr>
+              <w:spacing w:after="20"/>
+              <w:jc w:val="right"/>
+            </w:pPr>
+            <w:r>
+              <w:rPr>
+                <w:color w:val="1C3A36"/>
+                <w:sz w:val="13"/>
+              </w:rPr>
+              <w:t>0.105</w:t>
+            </w:r>
+          </w:p>
+        </w:tc>
+        <w:tc>
+          <w:tcPr>
+            <w:tcW w:type="dxa" w:w="1080"/>
+          </w:tcPr>
+          <w:p>
+            <w:pPr>
+              <w:spacing w:after="20"/>
+              <w:jc w:val="right"/>
+            </w:pPr>
+            <w:r>
+              <w:rPr>
+                <w:color w:val="1C3A36"/>
+                <w:sz w:val="13"/>
+              </w:rPr>
+              <w:t>2026-09-10</w:t>
+            </w:r>
+          </w:p>
+        </w:tc>
+        <w:tc>
+          <w:tcPr>
+            <w:tcW w:type="dxa" w:w="720"/>
+          </w:tcPr>
+          <w:p>
+            <w:pPr>
+              <w:spacing w:after="20"/>
+              <w:jc w:val="right"/>
+            </w:pPr>
+            <w:r>
+              <w:rPr>
+                <w:color w:val="1C3A36"/>
+                <w:sz w:val="13"/>
+              </w:rPr>
+              <w:t>House</w:t>
+            </w:r>
+          </w:p>
+        </w:tc>
+        <w:tc>
+          <w:tcPr>
+            <w:tcW w:type="dxa" w:w="5040"/>
+          </w:tcPr>
+          <w:p>
+            <w:pPr>
+              <w:spacing w:after="20"/>
+              <w:jc w:val="right"/>
+            </w:pPr>
+            <w:r>
+              <w:rPr>
+                <w:color w:val="1C3A36"/>
+                <w:sz w:val="13"/>
+              </w:rPr>
+              <w:t>Attributable equity to total assets, held at 10.5% — the level ADIB-Egypt actually stood at on 30 June 2026 after its EGP 3 billion cash increase, against 9.98% at the FY2025 year end. THIS IS THE BINDING CONSTRAINT ON A GROWING BANK and the model pins the RATIO, not the increment: equity each year is 10.5% of that year's assets and the dividend is whatever profit is left after getting there. A bank growing its balance sheet 3</w:t>
+            </w:r>
+          </w:p>
+        </w:tc>
+      </w:tr>
+      <w:tr>
+        <w:tc>
+          <w:tcPr>
+            <w:tcW w:type="dxa" w:w="1800"/>
+          </w:tcPr>
+          <w:p>
+            <w:pPr>
+              <w:spacing w:after="20"/>
+            </w:pPr>
+            <w:r>
+              <w:rPr>
+                <w:color w:val="1C3A36"/>
+                <w:sz w:val="13"/>
+              </w:rPr>
+              <w:t>tax fy2025</w:t>
+            </w:r>
+          </w:p>
+        </w:tc>
+        <w:tc>
+          <w:tcPr>
+            <w:tcW w:type="dxa" w:w="1440"/>
+          </w:tcPr>
+          <w:p>
+            <w:pPr>
+              <w:spacing w:after="20"/>
+              <w:jc w:val="right"/>
+            </w:pPr>
+            <w:r>
+              <w:rPr>
+                <w:color w:val="1C3A36"/>
+                <w:sz w:val="13"/>
+              </w:rPr>
+              <w:t>-4881.19</w:t>
+            </w:r>
+          </w:p>
+        </w:tc>
+        <w:tc>
+          <w:tcPr>
+            <w:tcW w:type="dxa" w:w="1080"/>
+          </w:tcPr>
+          <w:p>
+            <w:pPr>
+              <w:spacing w:after="20"/>
+              <w:jc w:val="right"/>
+            </w:pPr>
+            <w:r>
+              <w:rPr>
+                <w:color w:val="1C3A36"/>
+                <w:sz w:val="13"/>
+              </w:rPr>
+              <w:t>2026-02-05</w:t>
+            </w:r>
+          </w:p>
+        </w:tc>
+        <w:tc>
+          <w:tcPr>
+            <w:tcW w:type="dxa" w:w="720"/>
+          </w:tcPr>
+          <w:p>
+            <w:pPr>
+              <w:spacing w:after="20"/>
+              <w:jc w:val="right"/>
+            </w:pPr>
+            <w:r>
+              <w:rPr>
+                <w:color w:val="1C3A36"/>
+                <w:sz w:val="13"/>
+              </w:rPr>
+              <w:t>A</w:t>
+            </w:r>
+          </w:p>
+        </w:tc>
+        <w:tc>
+          <w:tcPr>
+            <w:tcW w:type="dxa" w:w="5040"/>
+          </w:tcPr>
+          <w:p>
+            <w:pPr>
+              <w:spacing w:after="20"/>
+              <w:jc w:val="right"/>
+            </w:pPr>
+            <w:r>
+              <w:rPr>
+                <w:color w:val="1C3A36"/>
+                <w:sz w:val="13"/>
+              </w:rPr>
+              <w:t>The audited consolidated financial statements for the year ended 31 December 2025, signed in Cairo on 5 February 2026 — read from the filing itself; the statement foots.</w:t>
+            </w:r>
+          </w:p>
+        </w:tc>
+      </w:tr>
+      <w:tr>
+        <w:tc>
+          <w:tcPr>
+            <w:tcW w:type="dxa" w:w="1800"/>
+          </w:tcPr>
+          <w:p>
+            <w:pPr>
+              <w:spacing w:after="20"/>
+            </w:pPr>
+            <w:r>
+              <w:rPr>
+                <w:color w:val="1C3A36"/>
+                <w:sz w:val="13"/>
+              </w:rPr>
               <w:t>tax rate</w:t>
             </w:r>
           </w:p>
@@ -5376,7 +7378,98 @@
                 <w:color w:val="1C3A36"/>
                 <w:sz w:val="13"/>
               </w:rPr>
-              <w:t>Effective tax rate. FY2025 actual 27.92%, FY2024 26.64%, the June 2026 half 29.58%. The Egyptian statutory corporate rate is 22.5%; an Egyptian bank pays materially more because the 20% withholding on treasury-bill income is not creditable and part of its cost base is disallowed. 28.5% sits inside the observed range and above the statutory rate for that reason.</w:t>
+              <w:t>Effective tax rate. FY2025 actual 27.92%, FY2024 26.64%, the June 2026 half 29.57%. The Egyptian statutory corporate rate is 22.5%; an Egyptian bank pays materially more because the 20% withholding on treasury-bill income is not creditable and part of its cost base is disallowed. 28.5% sits inside the observed range and above the statutory rate for that reason.</w:t>
+            </w:r>
+          </w:p>
+        </w:tc>
+      </w:tr>
+      <w:tr>
+        <w:tc>
+          <w:tcPr>
+            <w:tcW w:type="dxa" w:w="1800"/>
+          </w:tcPr>
+          <w:p>
+            <w:pPr>
+              <w:spacing w:after="20"/>
+            </w:pPr>
+            <w:r>
+              <w:rPr>
+                <w:color w:val="1C3A36"/>
+                <w:sz w:val="13"/>
+              </w:rPr>
+              <w:t>tax rate h1 2026</w:t>
+            </w:r>
+          </w:p>
+        </w:tc>
+        <w:tc>
+          <w:tcPr>
+            <w:tcW w:type="dxa" w:w="1440"/>
+          </w:tcPr>
+          <w:p>
+            <w:pPr>
+              <w:spacing w:after="20"/>
+              <w:jc w:val="right"/>
+            </w:pPr>
+            <w:r>
+              <w:rPr>
+                <w:color w:val="1C3A36"/>
+                <w:sz w:val="13"/>
+              </w:rPr>
+              <w:t>0.295749</w:t>
+            </w:r>
+          </w:p>
+        </w:tc>
+        <w:tc>
+          <w:tcPr>
+            <w:tcW w:type="dxa" w:w="1080"/>
+          </w:tcPr>
+          <w:p>
+            <w:pPr>
+              <w:spacing w:after="20"/>
+              <w:jc w:val="right"/>
+            </w:pPr>
+            <w:r>
+              <w:rPr>
+                <w:color w:val="1C3A36"/>
+                <w:sz w:val="13"/>
+              </w:rPr>
+              <w:t>2026-07-30</w:t>
+            </w:r>
+          </w:p>
+        </w:tc>
+        <w:tc>
+          <w:tcPr>
+            <w:tcW w:type="dxa" w:w="720"/>
+          </w:tcPr>
+          <w:p>
+            <w:pPr>
+              <w:spacing w:after="20"/>
+              <w:jc w:val="right"/>
+            </w:pPr>
+            <w:r>
+              <w:rPr>
+                <w:color w:val="1C3A36"/>
+                <w:sz w:val="13"/>
+              </w:rPr>
+              <w:t>A</w:t>
+            </w:r>
+          </w:p>
+        </w:tc>
+        <w:tc>
+          <w:tcPr>
+            <w:tcW w:type="dxa" w:w="5040"/>
+          </w:tcPr>
+          <w:p>
+            <w:pPr>
+              <w:spacing w:after="20"/>
+              <w:jc w:val="right"/>
+            </w:pPr>
+            <w:r>
+              <w:rPr>
+                <w:color w:val="1C3A36"/>
+                <w:sz w:val="13"/>
+              </w:rPr>
+              <w:t>Effective tax rate for the six months ended 30 June 2026, DERIVED from the reviewed statement's own tax charge over its own profit before tax. It is the highest of the three readings this study holds and is why the forecast carries 28.5% rather than the 27.92% of the last full year.</w:t>
             </w:r>
           </w:p>
         </w:tc>

--- a/engine/adib_study/ADIB_Bibliography_10-09-2026.docx
+++ b/engine/adib_study/ADIB_Bibliography_10-09-2026.docx
@@ -7919,7 +7919,7 @@
                 <w:color w:val="1C3A36"/>
                 <w:sz w:val="15"/>
               </w:rPr>
-              <w:t>The cost of equity is 29.81%</w:t>
+              <w:t>The cost of equity is 29.42%</w:t>
             </w:r>
           </w:p>
         </w:tc>
@@ -7937,7 +7937,7 @@
                 <w:color w:val="1C3A36"/>
                 <w:sz w:val="15"/>
               </w:rPr>
-              <w:t>a 23.00% ten-year yield less a 3.42% sovereign spread, plus a 1.0747 beta times a 9.5164% total equity premium</w:t>
+              <w:t>a 23.00% ten-year yield less a 3.42% sovereign spread, plus a 1.0747 beta times the 4.3180% MATURE premium, plus the 5.1984% country premium charged flat and once — beta multiplies the mature leg and nothing else [R-COC-03]</w:t>
             </w:r>
           </w:p>
         </w:tc>
@@ -7955,7 +7955,7 @@
                 <w:color w:val="1C3A36"/>
                 <w:sz w:val="15"/>
               </w:rPr>
-              <w:t>A CURRENT ten-year yield. The one carried is 34 days old and the only recent market evidence found is 171 basis points lower. At 21.29% the central is EGP 43.74 rather than EGP 37.18.</w:t>
+              <w:t>A CURRENT ten-year yield. The one carried is 34 days old and the only recent market evidence found is 171 basis points lower.</w:t>
             </w:r>
           </w:p>
         </w:tc>

--- a/engine/adib_study/ADIB_Bibliography_10-09-2026.docx
+++ b/engine/adib_study/ADIB_Bibliography_10-09-2026.docx
@@ -7937,7 +7937,7 @@
                 <w:color w:val="1C3A36"/>
                 <w:sz w:val="15"/>
               </w:rPr>
-              <w:t>a 23.00% ten-year yield less a 3.42% sovereign spread, plus a 1.0747 beta times the 4.3180% MATURE premium, plus the 5.1984% country premium charged flat and once — beta multiplies the mature leg and nothing else [R-COC-03]</w:t>
+              <w:t>a 23.00% ten-year yield less a 3.42% sovereign spread, plus a 1.0747 beta times the 4.3180% MATURE premium, plus the 5.1984% country premium charged flat and once — beta multiplies the mature leg and nothing else</w:t>
             </w:r>
           </w:p>
         </w:tc>

--- a/engine/adib_study/ADIB_Bibliography_10-09-2026.docx
+++ b/engine/adib_study/ADIB_Bibliography_10-09-2026.docx
@@ -3393,7 +3393,7 @@
                 <w:color w:val="1C3A36"/>
                 <w:sz w:val="13"/>
               </w:rPr>
-              <w:t>equity fy2024</w:t>
+              <w:t>eps fy25</w:t>
             </w:r>
           </w:p>
         </w:tc>
@@ -3411,7 +3411,7 @@
                 <w:color w:val="1C3A36"/>
                 <w:sz w:val="13"/>
               </w:rPr>
-              <w:t>22958.7</w:t>
+              <w:t>11.25</w:t>
             </w:r>
           </w:p>
         </w:tc>
@@ -3429,7 +3429,7 @@
                 <w:color w:val="1C3A36"/>
                 <w:sz w:val="13"/>
               </w:rPr>
-              <w:t>2026-02-05</w:t>
+              <w:t>2025-12-31</w:t>
             </w:r>
           </w:p>
         </w:tc>
@@ -3465,7 +3465,7 @@
                 <w:color w:val="1C3A36"/>
                 <w:sz w:val="13"/>
               </w:rPr>
-              <w:t>The audited consolidated financial statements for the year ended 31 December 2024, as the comparative column of the FY2025 filing.</w:t>
+              <w:t>ADIB-Egypt audited consolidated financial statements for the year ended 31 December 2025, earnings-per-share note. The count it implies, 12,588,572 / 11.25 = 1,119mn, is the weighted average over a capital-increase year and is NOT the count this study divides by; the difference is named in the eps_reconciliation record rather than reconciled away.</w:t>
             </w:r>
           </w:p>
         </w:tc>
@@ -3484,7 +3484,7 @@
                 <w:color w:val="1C3A36"/>
                 <w:sz w:val="13"/>
               </w:rPr>
-              <w:t>equity fy2025</w:t>
+              <w:t>equity fy2024</w:t>
             </w:r>
           </w:p>
         </w:tc>
@@ -3502,7 +3502,7 @@
                 <w:color w:val="1C3A36"/>
                 <w:sz w:val="13"/>
               </w:rPr>
-              <w:t>34596.3</w:t>
+              <w:t>22958.7</w:t>
             </w:r>
           </w:p>
         </w:tc>
@@ -3556,7 +3556,7 @@
                 <w:color w:val="1C3A36"/>
                 <w:sz w:val="13"/>
               </w:rPr>
-              <w:t>The audited consolidated financial statements for the year ended 31 December 2025, signed in Cairo on 5 February 2026 — read from the filing itself; the statement foots.</w:t>
+              <w:t>The audited consolidated financial statements for the year ended 31 December 2024, as the comparative column of the FY2025 filing.</w:t>
             </w:r>
           </w:p>
         </w:tc>
@@ -3575,7 +3575,7 @@
                 <w:color w:val="1C3A36"/>
                 <w:sz w:val="13"/>
               </w:rPr>
-              <w:t>equity h1 2026</w:t>
+              <w:t>equity fy2025</w:t>
             </w:r>
           </w:p>
         </w:tc>
@@ -3593,7 +3593,7 @@
                 <w:color w:val="1C3A36"/>
                 <w:sz w:val="13"/>
               </w:rPr>
-              <w:t>43557.9</w:t>
+              <w:t>34596.3</w:t>
             </w:r>
           </w:p>
         </w:tc>
@@ -3611,7 +3611,7 @@
                 <w:color w:val="1C3A36"/>
                 <w:sz w:val="13"/>
               </w:rPr>
-              <w:t>2026-07-30</w:t>
+              <w:t>2026-02-05</w:t>
             </w:r>
           </w:p>
         </w:tc>
@@ -3647,7 +3647,7 @@
                 <w:color w:val="1C3A36"/>
                 <w:sz w:val="13"/>
               </w:rPr>
-              <w:t>The condensed consolidated interim financial statements for the six months ended 30 June 2026, limited review, signed 30 July 2026.</w:t>
+              <w:t>The audited consolidated financial statements for the year ended 31 December 2025, signed in Cairo on 5 February 2026 — read from the filing itself; the statement foots.</w:t>
             </w:r>
           </w:p>
         </w:tc>
@@ -3666,7 +3666,7 @@
                 <w:color w:val="1C3A36"/>
                 <w:sz w:val="13"/>
               </w:rPr>
-              <w:t>erp</w:t>
+              <w:t>equity h1 2026</w:t>
             </w:r>
           </w:p>
         </w:tc>
@@ -3684,7 +3684,7 @@
                 <w:color w:val="1C3A36"/>
                 <w:sz w:val="13"/>
               </w:rPr>
-              <w:t>0.095164</w:t>
+              <w:t>43557.9</w:t>
             </w:r>
           </w:p>
         </w:tc>
@@ -3702,7 +3702,7 @@
                 <w:color w:val="1C3A36"/>
                 <w:sz w:val="13"/>
               </w:rPr>
-              <w:t>2026-07-02</w:t>
+              <w:t>2026-07-30</w:t>
             </w:r>
           </w:p>
         </w:tc>
@@ -3720,7 +3720,7 @@
                 <w:color w:val="1C3A36"/>
                 <w:sz w:val="13"/>
               </w:rPr>
-              <w:t>Country</w:t>
+              <w:t>A</w:t>
             </w:r>
           </w:p>
         </w:tc>
@@ -3738,7 +3738,7 @@
                 <w:color w:val="1C3A36"/>
                 <w:sz w:val="13"/>
               </w:rPr>
-              <w:t>Egypt TOTAL equity risk premium on the sovereign-CDS basis, 9.5164%, same mid-year vintage. This is the dataset's TOTAL premium column, not its country premium column — the total is what multiplies beta. The country risk premium alone on this basis is 5.3164% and is NOT added on top.</w:t>
+              <w:t>The condensed consolidated interim financial statements for the six months ended 30 June 2026, limited review, signed 30 July 2026.</w:t>
             </w:r>
           </w:p>
         </w:tc>
@@ -3757,7 +3757,7 @@
                 <w:color w:val="1C3A36"/>
                 <w:sz w:val="13"/>
               </w:rPr>
-              <w:t>erp rating</w:t>
+              <w:t>erp</w:t>
             </w:r>
           </w:p>
         </w:tc>
@@ -3775,7 +3775,7 @@
                 <w:color w:val="1C3A36"/>
                 <w:sz w:val="13"/>
               </w:rPr>
-              <w:t>0.134806</w:t>
+              <w:t>0.095164</w:t>
             </w:r>
           </w:p>
         </w:tc>
@@ -3829,7 +3829,7 @@
                 <w:color w:val="1C3A36"/>
                 <w:sz w:val="13"/>
               </w:rPr>
-              <w:t>Egypt TOTAL equity risk premium on the rating basis, 13.4806%, same vintage.</w:t>
+              <w:t>Egypt TOTAL equity risk premium on the sovereign-CDS basis, 9.5164%, same mid-year vintage. This is the dataset's TOTAL premium column, not its country premium column — the total is what multiplies beta. The country risk premium alone on this basis is 5.3164% and is NOT added on top.</w:t>
             </w:r>
           </w:p>
         </w:tc>
@@ -3848,7 +3848,7 @@
                 <w:color w:val="1C3A36"/>
                 <w:sz w:val="13"/>
               </w:rPr>
-              <w:t>erp terminal</w:t>
+              <w:t>erp rating</w:t>
             </w:r>
           </w:p>
         </w:tc>
@@ -3866,7 +3866,7 @@
                 <w:color w:val="1C3A36"/>
                 <w:sz w:val="13"/>
               </w:rPr>
-              <w:t>0.07</w:t>
+              <w:t>0.134806</w:t>
             </w:r>
           </w:p>
         </w:tc>
@@ -3884,7 +3884,7 @@
                 <w:color w:val="1C3A36"/>
                 <w:sz w:val="13"/>
               </w:rPr>
-              <w:t>2026-09-02</w:t>
+              <w:t>2026-07-02</w:t>
             </w:r>
           </w:p>
         </w:tc>
@@ -3902,7 +3902,7 @@
                 <w:color w:val="1C3A36"/>
                 <w:sz w:val="13"/>
               </w:rPr>
-              <w:t>House</w:t>
+              <w:t>Country</w:t>
             </w:r>
           </w:p>
         </w:tc>
@@ -3920,7 +3920,7 @@
                 <w:color w:val="1C3A36"/>
                 <w:sz w:val="13"/>
               </w:rPr>
-              <w:t>Terminal equity risk premium, 7.00%, normalised below today's crisis-era level toward the rating-class norm; never held flat into perpetuity.</w:t>
+              <w:t>Egypt TOTAL equity risk premium on the rating basis, 13.4806%, same vintage.</w:t>
             </w:r>
           </w:p>
         </w:tc>
@@ -3939,7 +3939,7 @@
                 <w:color w:val="1C3A36"/>
                 <w:sz w:val="13"/>
               </w:rPr>
-              <w:t>fee ratio</w:t>
+              <w:t>erp terminal</w:t>
             </w:r>
           </w:p>
         </w:tc>
@@ -3957,7 +3957,7 @@
                 <w:color w:val="1C3A36"/>
                 <w:sz w:val="13"/>
               </w:rPr>
-              <w:t>0.008 / 0.0082 / 0.0084 / 0.0085 /</w:t>
+              <w:t>0.07</w:t>
             </w:r>
           </w:p>
         </w:tc>
@@ -3975,7 +3975,7 @@
                 <w:color w:val="1C3A36"/>
                 <w:sz w:val="13"/>
               </w:rPr>
-              <w:t>2026-09-10</w:t>
+              <w:t>2026-09-02</w:t>
             </w:r>
           </w:p>
         </w:tc>
@@ -4011,7 +4011,7 @@
                 <w:color w:val="1C3A36"/>
                 <w:sz w:val="13"/>
               </w:rPr>
-              <w:t>Net fees and commissions over average total assets. FY2025 actual 0.899%; the June 2026 half annualises to 0.797%. The path opens at the reviewed half's level and recovers slowly as trade finance and card income grow with the branch network.</w:t>
+              <w:t>Terminal equity risk premium, 7.00%, normalised below today's crisis-era level toward the rating-class norm; never held flat into perpetuity.</w:t>
             </w:r>
           </w:p>
         </w:tc>
@@ -4030,7 +4030,7 @@
                 <w:color w:val="1C3A36"/>
                 <w:sz w:val="13"/>
               </w:rPr>
-              <w:t>fin income fy2025</w:t>
+              <w:t>fee ratio</w:t>
             </w:r>
           </w:p>
         </w:tc>
@@ -4048,7 +4048,7 @@
                 <w:color w:val="1C3A36"/>
                 <w:sz w:val="13"/>
               </w:rPr>
-              <w:t>49262.5</w:t>
+              <w:t>0.008 / 0.0082 / 0.0084 / 0.0085 /</w:t>
             </w:r>
           </w:p>
         </w:tc>
@@ -4066,7 +4066,7 @@
                 <w:color w:val="1C3A36"/>
                 <w:sz w:val="13"/>
               </w:rPr>
-              <w:t>2026-02-05</w:t>
+              <w:t>2026-09-10</w:t>
             </w:r>
           </w:p>
         </w:tc>
@@ -4084,7 +4084,7 @@
                 <w:color w:val="1C3A36"/>
                 <w:sz w:val="13"/>
               </w:rPr>
-              <w:t>A</w:t>
+              <w:t>House</w:t>
             </w:r>
           </w:p>
         </w:tc>
@@ -4102,7 +4102,7 @@
                 <w:color w:val="1C3A36"/>
                 <w:sz w:val="13"/>
               </w:rPr>
-              <w:t>The audited consolidated financial statements for the year ended 31 December 2025, signed in Cairo on 5 February 2026 — read from the filing itself; the statement foots.</w:t>
+              <w:t>Net fees and commissions over average total assets. FY2025 actual 0.899%; the June 2026 half annualises to 0.797%. The path opens at the reviewed half's level and recovers slowly as trade finance and card income grow with the branch network.</w:t>
             </w:r>
           </w:p>
         </w:tc>
@@ -4121,7 +4121,7 @@
                 <w:color w:val="1C3A36"/>
                 <w:sz w:val="13"/>
               </w:rPr>
-              <w:t>fin income h1 2026</w:t>
+              <w:t>fin income fy2025</w:t>
             </w:r>
           </w:p>
         </w:tc>
@@ -4139,7 +4139,7 @@
                 <w:color w:val="1C3A36"/>
                 <w:sz w:val="13"/>
               </w:rPr>
-              <w:t>29117.9</w:t>
+              <w:t>49262.5</w:t>
             </w:r>
           </w:p>
         </w:tc>
@@ -4157,7 +4157,7 @@
                 <w:color w:val="1C3A36"/>
                 <w:sz w:val="13"/>
               </w:rPr>
-              <w:t>2026-07-30</w:t>
+              <w:t>2026-02-05</w:t>
             </w:r>
           </w:p>
         </w:tc>
@@ -4193,7 +4193,7 @@
                 <w:color w:val="1C3A36"/>
                 <w:sz w:val="13"/>
               </w:rPr>
-              <w:t>The condensed consolidated interim financial statements for the six months ended 30 June 2026, limited review, signed 30 July 2026.</w:t>
+              <w:t>The audited consolidated financial statements for the year ended 31 December 2025, signed in Cairo on 5 February 2026 — read from the filing itself; the statement foots.</w:t>
             </w:r>
           </w:p>
         </w:tc>
@@ -4212,7 +4212,7 @@
                 <w:color w:val="1C3A36"/>
                 <w:sz w:val="13"/>
               </w:rPr>
-              <w:t>financing growth</w:t>
+              <w:t>fin income h1 2026</w:t>
             </w:r>
           </w:p>
         </w:tc>
@@ -4230,7 +4230,7 @@
                 <w:color w:val="1C3A36"/>
                 <w:sz w:val="13"/>
               </w:rPr>
-              <w:t>0.48 / 0.26 / 0.19 / 0.15 / 0.12</w:t>
+              <w:t>29117.9</w:t>
             </w:r>
           </w:p>
         </w:tc>
@@ -4248,7 +4248,7 @@
                 <w:color w:val="1C3A36"/>
                 <w:sz w:val="13"/>
               </w:rPr>
-              <w:t>2026-09-10</w:t>
+              <w:t>2026-07-30</w:t>
             </w:r>
           </w:p>
         </w:tc>
@@ -4266,7 +4266,7 @@
                 <w:color w:val="1C3A36"/>
                 <w:sz w:val="13"/>
               </w:rPr>
-              <w:t>House</w:t>
+              <w:t>A</w:t>
             </w:r>
           </w:p>
         </w:tc>
@@ -4284,7 +4284,7 @@
                 <w:color w:val="1C3A36"/>
                 <w:sz w:val="13"/>
               </w:rPr>
-              <w:t>Net financing to customers, year-on-year. FY2026 +48% takes the FY2025 close of EGP 147,226 million to EGP 217,895 million — and the bank was ALREADY at EGP 190,427 million on 30 June, so this asks for only +14.4% in the second half against +29.3% in the first. The path then decays toward nominal GDP. IT IS NOT A FLAT SHARE OF SYSTEM CREDIT, and that is the walk-forward's doing: a flat-share rule under-forecast this name at ev</w:t>
+              <w:t>The condensed consolidated interim financial statements for the six months ended 30 June 2026, limited review, signed 30 July 2026.</w:t>
             </w:r>
           </w:p>
         </w:tc>
@@ -4303,7 +4303,7 @@
                 <w:color w:val="1C3A36"/>
                 <w:sz w:val="13"/>
               </w:rPr>
-              <w:t>financing over assets</w:t>
+              <w:t>financing growth</w:t>
             </w:r>
           </w:p>
         </w:tc>
@@ -4321,7 +4321,7 @@
                 <w:color w:val="1C3A36"/>
                 <w:sz w:val="13"/>
               </w:rPr>
-              <w:t>0.47 / 0.485 / 0.5 / 0.51 / 0.52</w:t>
+              <w:t>0.48 / 0.26 / 0.19 / 0.15 / 0.12</w:t>
             </w:r>
           </w:p>
         </w:tc>
@@ -4375,7 +4375,7 @@
                 <w:color w:val="1C3A36"/>
                 <w:sz w:val="13"/>
               </w:rPr>
-              <w:t>Financing to customers over total assets. FY2025 actual 42.46%; 30 June 2026 actual 45.96%. The bank is rotating out of treasury bills into customer financing as policy rates fall and bill yields compress, and the path continues that observed rotation at a decelerating pace. Every point is above both observations, which is the assumption, and it is sensitised.</w:t>
+              <w:t>Net financing to customers, year-on-year. FY2026 +48% takes the FY2025 close of EGP 147,226 million to EGP 217,895 million — and the bank was ALREADY at EGP 190,427 million on 30 June, so this asks for only +14.4% in the second half against +29.3% in the first. The path then decays toward nominal GDP. IT IS NOT A FLAT SHARE OF SYSTEM CREDIT, and that is the walk-forward's doing: a flat-share rule under-forecast this name at ev</w:t>
             </w:r>
           </w:p>
         </w:tc>
@@ -4394,7 +4394,7 @@
                 <w:color w:val="1C3A36"/>
                 <w:sz w:val="13"/>
               </w:rPr>
-              <w:t>ga fy2025</w:t>
+              <w:t>financing over assets</w:t>
             </w:r>
           </w:p>
         </w:tc>
@@ -4412,7 +4412,7 @@
                 <w:color w:val="1C3A36"/>
                 <w:sz w:val="13"/>
               </w:rPr>
-              <w:t>-3431.22</w:t>
+              <w:t>0.47 / 0.485 / 0.5 / 0.51 / 0.52</w:t>
             </w:r>
           </w:p>
         </w:tc>
@@ -4430,7 +4430,7 @@
                 <w:color w:val="1C3A36"/>
                 <w:sz w:val="13"/>
               </w:rPr>
-              <w:t>2026-02-05</w:t>
+              <w:t>2026-09-10</w:t>
             </w:r>
           </w:p>
         </w:tc>
@@ -4448,7 +4448,7 @@
                 <w:color w:val="1C3A36"/>
                 <w:sz w:val="13"/>
               </w:rPr>
-              <w:t>A</w:t>
+              <w:t>House</w:t>
             </w:r>
           </w:p>
         </w:tc>
@@ -4466,7 +4466,7 @@
                 <w:color w:val="1C3A36"/>
                 <w:sz w:val="13"/>
               </w:rPr>
-              <w:t>The audited consolidated financial statements for the year ended 31 December 2025, signed in Cairo on 5 February 2026 — read from the filing itself; the statement foots.</w:t>
+              <w:t>Financing to customers over total assets. FY2025 actual 42.46%; 30 June 2026 actual 45.96%. The bank is rotating out of treasury bills into customer financing as policy rates fall and bill yields compress, and the path continues that observed rotation at a decelerating pace. Every point is above both observations, which is the assumption, and it is sensitised.</w:t>
             </w:r>
           </w:p>
         </w:tc>
@@ -4485,7 +4485,7 @@
                 <w:color w:val="1C3A36"/>
                 <w:sz w:val="13"/>
               </w:rPr>
-              <w:t>h1 2026 ecl</w:t>
+              <w:t>ga fy2025</w:t>
             </w:r>
           </w:p>
         </w:tc>
@@ -4503,7 +4503,7 @@
                 <w:color w:val="1C3A36"/>
                 <w:sz w:val="13"/>
               </w:rPr>
-              <w:t>2.176</w:t>
+              <w:t>-3431.22</w:t>
             </w:r>
           </w:p>
         </w:tc>
@@ -4521,7 +4521,7 @@
                 <w:color w:val="1C3A36"/>
                 <w:sz w:val="13"/>
               </w:rPr>
-              <w:t>2026-07-30</w:t>
+              <w:t>2026-02-05</w:t>
             </w:r>
           </w:p>
         </w:tc>
@@ -4557,7 +4557,7 @@
                 <w:color w:val="1C3A36"/>
                 <w:sz w:val="13"/>
               </w:rPr>
-              <w:t>THE SINGLE MOST IMPORTANT FACT IN THE BASE YEAR. ADIB-Egypt charged EGP 2.176 million of expected credit losses in the six months to 30 June 2026 — an annualised 0.003% of average financing — against EGP 732.193 million in the same half of 2025 and EGP 1,514.062 million for the whole of FY2025. The line is filed as "Release / (Charge) Expected credit losses", note 11, and the income statement foots on it: every other line on t</w:t>
+              <w:t>The audited consolidated financial statements for the year ended 31 December 2025, signed in Cairo on 5 February 2026 — read from the filing itself; the statement foots.</w:t>
             </w:r>
           </w:p>
         </w:tc>
@@ -4576,7 +4576,7 @@
                 <w:color w:val="1C3A36"/>
                 <w:sz w:val="13"/>
               </w:rPr>
-              <w:t>ibl over assets</w:t>
+              <w:t>h1 2026 ecl</w:t>
             </w:r>
           </w:p>
         </w:tc>
@@ -4594,7 +4594,7 @@
                 <w:color w:val="1C3A36"/>
                 <w:sz w:val="13"/>
               </w:rPr>
-              <w:t>0.855</w:t>
+              <w:t>2.176</w:t>
             </w:r>
           </w:p>
         </w:tc>
@@ -4612,7 +4612,7 @@
                 <w:color w:val="1C3A36"/>
                 <w:sz w:val="13"/>
               </w:rPr>
-              <w:t>2026-09-10</w:t>
+              <w:t>2026-07-30</w:t>
             </w:r>
           </w:p>
         </w:tc>
@@ -4630,7 +4630,7 @@
                 <w:color w:val="1C3A36"/>
                 <w:sz w:val="13"/>
               </w:rPr>
-              <w:t>House</w:t>
+              <w:t>A</w:t>
             </w:r>
           </w:p>
         </w:tc>
@@ -4648,7 +4648,7 @@
                 <w:color w:val="1C3A36"/>
                 <w:sz w:val="13"/>
               </w:rPr>
-              <w:t>Average interest-bearing liabilities over average total assets, held at the FY2025 observed 85.5%. The bank funds itself with deposits and that ratio has moved within two points across the whole panel.</w:t>
+              <w:t>THE SINGLE MOST IMPORTANT FACT IN THE BASE YEAR. ADIB-Egypt charged EGP 2.176 million of expected credit losses in the six months to 30 June 2026 — an annualised 0.003% of average financing — against EGP 732.193 million in the same half of 2025 and EGP 1,514.062 million for the whole of FY2025. The line is filed as "Release / (Charge) Expected credit losses", note 11, and the income statement foots on it: every other line on t</w:t>
             </w:r>
           </w:p>
         </w:tc>
@@ -4667,7 +4667,7 @@
                 <w:color w:val="1C3A36"/>
                 <w:sz w:val="13"/>
               </w:rPr>
-              <w:t>inflation path</w:t>
+              <w:t>ibl over assets</w:t>
             </w:r>
           </w:p>
         </w:tc>
@@ -4685,7 +4685,7 @@
                 <w:color w:val="1C3A36"/>
                 <w:sz w:val="13"/>
               </w:rPr>
-              <w:t>0.16 / 0.12 / 0.09 / 0.075 / 0.07</w:t>
+              <w:t>0.855</w:t>
             </w:r>
           </w:p>
         </w:tc>
@@ -4703,7 +4703,7 @@
                 <w:color w:val="1C3A36"/>
                 <w:sz w:val="13"/>
               </w:rPr>
-              <w:t>2026-09-02</w:t>
+              <w:t>2026-09-10</w:t>
             </w:r>
           </w:p>
         </w:tc>
@@ -4721,7 +4721,7 @@
                 <w:color w:val="1C3A36"/>
                 <w:sz w:val="13"/>
               </w:rPr>
-              <w:t>Country</w:t>
+              <w:t>House</w:t>
             </w:r>
           </w:p>
         </w:tc>
@@ -4739,7 +4739,7 @@
                 <w:color w:val="1C3A36"/>
                 <w:sz w:val="13"/>
               </w:rPr>
-              <w:t>Central Bank of Egypt baseline average annual headline inflation, 16.0% in 2026 and 12.0% in 2027 (Q1-2026 Monetary Policy Report as reported 11 May 2026); 2028-2030 interpolated on the bank's own glide between the published 2027 baseline and the 7% target-band midpoint, labelled as interpolation and never presented as a central-bank forecast. Held in the house macroeconomic path, the path every Egyptian study runs on.</w:t>
+              <w:t>Average interest-bearing liabilities over average total assets, held at the FY2025 observed 85.5%. The bank funds itself with deposits and that ratio has moved within two points across the whole panel.</w:t>
             </w:r>
           </w:p>
         </w:tc>
@@ -4758,7 +4758,7 @@
                 <w:color w:val="1C3A36"/>
                 <w:sz w:val="13"/>
               </w:rPr>
-              <w:t>ke construction</w:t>
+              <w:t>inflation path</w:t>
             </w:r>
           </w:p>
         </w:tc>
@@ -4776,7 +4776,7 @@
                 <w:color w:val="1C3A36"/>
                 <w:sz w:val="13"/>
               </w:rPr>
-              <w:t>same_beta</w:t>
+              <w:t>0.16 / 0.12 / 0.09 / 0.075 / 0.07</w:t>
             </w:r>
           </w:p>
         </w:tc>
@@ -4794,7 +4794,7 @@
                 <w:color w:val="1C3A36"/>
                 <w:sz w:val="13"/>
               </w:rPr>
-              <w:t>2026-09-10</w:t>
+              <w:t>2026-09-02</w:t>
             </w:r>
           </w:p>
         </w:tc>
@@ -4812,7 +4812,7 @@
                 <w:color w:val="1C3A36"/>
                 <w:sz w:val="13"/>
               </w:rPr>
-              <w:t>House</w:t>
+              <w:t>Country</w:t>
             </w:r>
           </w:p>
         </w:tc>
@@ -4830,7 +4830,7 @@
                 <w:color w:val="1C3A36"/>
                 <w:sz w:val="13"/>
               </w:rPr>
-              <w:t>The terminal cost of equity uses the SAME regression beta as the explicit window. ADIB-Egypt is a deposit-funded bank whose capital structure is its business, so there is no leverage to relever: the beta already embeds the balance sheet it is measured on. The record names the construction from a closed list so that two right answers a hundred basis points apart are not indistinguishable from a typo.</w:t>
+              <w:t>Central Bank of Egypt baseline average annual headline inflation, 16.0% in 2026 and 12.0% in 2027 (Q1-2026 Monetary Policy Report as reported 11 May 2026); 2028-2030 interpolated on the bank's own glide between the published 2027 baseline and the 7% target-band midpoint, labelled as interpolation and never presented as a central-bank forecast. Held in the house macroeconomic path, the path every Egyptian study runs on.</w:t>
             </w:r>
           </w:p>
         </w:tc>
@@ -4849,7 +4849,7 @@
                 <w:color w:val="1C3A36"/>
                 <w:sz w:val="13"/>
               </w:rPr>
-              <w:t>latest reviewed</w:t>
+              <w:t>ke construction</w:t>
             </w:r>
           </w:p>
         </w:tc>
@@ -4867,7 +4867,7 @@
                 <w:color w:val="1C3A36"/>
                 <w:sz w:val="13"/>
               </w:rPr>
-              <w:t>H1-2026</w:t>
+              <w:t>same_beta</w:t>
             </w:r>
           </w:p>
         </w:tc>
@@ -4885,7 +4885,7 @@
                 <w:color w:val="1C3A36"/>
                 <w:sz w:val="13"/>
               </w:rPr>
-              <w:t>2026-07-30</w:t>
+              <w:t>2026-09-10</w:t>
             </w:r>
           </w:p>
         </w:tc>
@@ -4903,7 +4903,7 @@
                 <w:color w:val="1C3A36"/>
                 <w:sz w:val="13"/>
               </w:rPr>
-              <w:t>A</w:t>
+              <w:t>House</w:t>
             </w:r>
           </w:p>
         </w:tc>
@@ -4921,7 +4921,7 @@
                 <w:color w:val="1C3A36"/>
                 <w:sz w:val="13"/>
               </w:rPr>
-              <w:t>The condensed consolidated interim statements for the six months ended 30 June 2026, signed 30 July 2026. Attributable profit EGP 7,536.8 million, total assets EGP 414,302.1 million, financing to customers EGP 190,427.1 million, attributable equity EGP 43,557.9 million. This is the period the forecast is anchored on.</w:t>
+              <w:t>The terminal cost of equity uses the SAME regression beta as the explicit window. ADIB-Egypt is a deposit-funded bank whose capital structure is its business, so there is no leverage to relever: the beta already embeds the balance sheet it is measured on. The record names the construction from a closed list so that two right answers a hundred basis points apart are not indistinguishable from a typo.</w:t>
             </w:r>
           </w:p>
         </w:tc>
@@ -4940,7 +4940,7 @@
                 <w:color w:val="1C3A36"/>
                 <w:sz w:val="13"/>
               </w:rPr>
-              <w:t>lens architecture</w:t>
+              <w:t>latest reviewed</w:t>
             </w:r>
           </w:p>
         </w:tc>
@@ -4958,7 +4958,7 @@
                 <w:color w:val="1C3A36"/>
                 <w:sz w:val="13"/>
               </w:rPr>
-              <w:t>class primary = dividend discount;</w:t>
+              <w:t>H1-2026</w:t>
             </w:r>
           </w:p>
         </w:tc>
@@ -4976,7 +4976,7 @@
                 <w:color w:val="1C3A36"/>
                 <w:sz w:val="13"/>
               </w:rPr>
-              <w:t>2026-09-10</w:t>
+              <w:t>2026-07-30</w:t>
             </w:r>
           </w:p>
         </w:tc>
@@ -4994,7 +4994,7 @@
                 <w:color w:val="1C3A36"/>
                 <w:sz w:val="13"/>
               </w:rPr>
-              <w:t>House</w:t>
+              <w:t>A</w:t>
             </w:r>
           </w:p>
         </w:tc>
@@ -5012,7 +5012,7 @@
                 <w:color w:val="1C3A36"/>
                 <w:sz w:val="13"/>
               </w:rPr>
-              <w:t>The bank class is keyed to a dividend-discount PRIMARY with residual income, a relative multiple and book value beside it. The central IS the primary. The envelope is the range of the three present-value reads and no spread is invented around it.</w:t>
+              <w:t>The condensed consolidated interim statements for the six months ended 30 June 2026, signed 30 July 2026. Attributable profit EGP 7,536.8 million, total assets EGP 414,302.1 million, financing to customers EGP 190,427.1 million, attributable equity EGP 43,557.9 million. This is the period the forecast is anchored on.</w:t>
             </w:r>
           </w:p>
         </w:tc>
@@ -5031,7 +5031,7 @@
                 <w:color w:val="1C3A36"/>
                 <w:sz w:val="13"/>
               </w:rPr>
-              <w:t>nci share</w:t>
+              <w:t>lens architecture</w:t>
             </w:r>
           </w:p>
         </w:tc>
@@ -5049,7 +5049,7 @@
                 <w:color w:val="1C3A36"/>
                 <w:sz w:val="13"/>
               </w:rPr>
-              <w:t>0.001</w:t>
+              <w:t>class primary = dividend discount;</w:t>
             </w:r>
           </w:p>
         </w:tc>
@@ -5085,7 +5085,7 @@
                 <w:color w:val="1C3A36"/>
                 <w:sz w:val="13"/>
               </w:rPr>
-              <w:t>A</w:t>
+              <w:t>House</w:t>
             </w:r>
           </w:p>
         </w:tc>
@@ -5103,7 +5103,7 @@
                 <w:color w:val="1C3A36"/>
                 <w:sz w:val="13"/>
               </w:rPr>
-              <w:t>Non-controlling interests take 0.10% of net profit — EGP 12.4 million of EGP 12,601.0 million in FY2025. Held at that level; it is immaterial and is carried rather than dropped so the bridge to attributable profit closes.</w:t>
+              <w:t>The bank class is keyed to a dividend-discount PRIMARY with residual income, a relative multiple and book value beside it. The central IS the primary. The envelope is the range of the three present-value reads and no spread is invented around it.</w:t>
             </w:r>
           </w:p>
         </w:tc>
@@ -5122,7 +5122,7 @@
                 <w:color w:val="1C3A36"/>
                 <w:sz w:val="13"/>
               </w:rPr>
-              <w:t>net fees fy2025</w:t>
+              <w:t>nci share</w:t>
             </w:r>
           </w:p>
         </w:tc>
@@ -5140,7 +5140,7 @@
                 <w:color w:val="1C3A36"/>
                 <w:sz w:val="13"/>
               </w:rPr>
-              <w:t>2729.85</w:t>
+              <w:t>0.001</w:t>
             </w:r>
           </w:p>
         </w:tc>
@@ -5158,7 +5158,7 @@
                 <w:color w:val="1C3A36"/>
                 <w:sz w:val="13"/>
               </w:rPr>
-              <w:t>2026-02-05</w:t>
+              <w:t>2026-09-10</w:t>
             </w:r>
           </w:p>
         </w:tc>
@@ -5194,7 +5194,7 @@
                 <w:color w:val="1C3A36"/>
                 <w:sz w:val="13"/>
               </w:rPr>
-              <w:t>The audited consolidated financial statements for the year ended 31 December 2025, signed in Cairo on 5 February 2026 — read from the filing itself; the statement foots.</w:t>
+              <w:t>Non-controlling interests take 0.10% of net profit — EGP 12.4 million of EGP 12,601.0 million in FY2025. Held at that level; it is immaterial and is carried rather than dropped so the bridge to attributable profit closes.</w:t>
             </w:r>
           </w:p>
         </w:tc>
@@ -5213,7 +5213,7 @@
                 <w:color w:val="1C3A36"/>
                 <w:sz w:val="13"/>
               </w:rPr>
-              <w:t>net fees h1 2026</w:t>
+              <w:t>net fees fy2025</w:t>
             </w:r>
           </w:p>
         </w:tc>
@@ -5231,7 +5231,7 @@
                 <w:color w:val="1C3A36"/>
                 <w:sz w:val="13"/>
               </w:rPr>
-              <w:t>1516.56</w:t>
+              <w:t>2729.85</w:t>
             </w:r>
           </w:p>
         </w:tc>
@@ -5249,7 +5249,7 @@
                 <w:color w:val="1C3A36"/>
                 <w:sz w:val="13"/>
               </w:rPr>
-              <w:t>2026-07-30</w:t>
+              <w:t>2026-02-05</w:t>
             </w:r>
           </w:p>
         </w:tc>
@@ -5285,7 +5285,7 @@
                 <w:color w:val="1C3A36"/>
                 <w:sz w:val="13"/>
               </w:rPr>
-              <w:t>The condensed consolidated interim financial statements for the six months ended 30 June 2026, limited review, signed 30 July 2026.</w:t>
+              <w:t>The audited consolidated financial statements for the year ended 31 December 2025, signed in Cairo on 5 February 2026 — read from the filing itself; the statement foots.</w:t>
             </w:r>
           </w:p>
         </w:tc>
@@ -5304,7 +5304,7 @@
                 <w:color w:val="1C3A36"/>
                 <w:sz w:val="13"/>
               </w:rPr>
-              <w:t>net funds fy2025</w:t>
+              <w:t>net fees h1 2026</w:t>
             </w:r>
           </w:p>
         </w:tc>
@@ -5322,7 +5322,7 @@
                 <w:color w:val="1C3A36"/>
                 <w:sz w:val="13"/>
               </w:rPr>
-              <w:t>20152.3</w:t>
+              <w:t>1516.56</w:t>
             </w:r>
           </w:p>
         </w:tc>
@@ -5340,7 +5340,7 @@
                 <w:color w:val="1C3A36"/>
                 <w:sz w:val="13"/>
               </w:rPr>
-              <w:t>2026-02-05</w:t>
+              <w:t>2026-07-30</w:t>
             </w:r>
           </w:p>
         </w:tc>
@@ -5376,7 +5376,7 @@
                 <w:color w:val="1C3A36"/>
                 <w:sz w:val="13"/>
               </w:rPr>
-              <w:t>The audited consolidated financial statements for the year ended 31 December 2025, signed in Cairo on 5 February 2026 — read from the filing itself; the statement foots.</w:t>
+              <w:t>The condensed consolidated interim financial statements for the six months ended 30 June 2026, limited review, signed 30 July 2026.</w:t>
             </w:r>
           </w:p>
         </w:tc>
@@ -5395,7 +5395,7 @@
                 <w:color w:val="1C3A36"/>
                 <w:sz w:val="13"/>
               </w:rPr>
-              <w:t>net funds h1 2026</w:t>
+              <w:t>net funds fy2025</w:t>
             </w:r>
           </w:p>
         </w:tc>
@@ -5413,7 +5413,7 @@
                 <w:color w:val="1C3A36"/>
                 <w:sz w:val="13"/>
               </w:rPr>
-              <w:t>12253.9</w:t>
+              <w:t>20152.3</w:t>
             </w:r>
           </w:p>
         </w:tc>
@@ -5431,7 +5431,7 @@
                 <w:color w:val="1C3A36"/>
                 <w:sz w:val="13"/>
               </w:rPr>
-              <w:t>2026-07-30</w:t>
+              <w:t>2026-02-05</w:t>
             </w:r>
           </w:p>
         </w:tc>
@@ -5467,7 +5467,7 @@
                 <w:color w:val="1C3A36"/>
                 <w:sz w:val="13"/>
               </w:rPr>
-              <w:t>The condensed consolidated interim financial statements for the six months ended 30 June 2026, limited review, signed 30 July 2026.</w:t>
+              <w:t>The audited consolidated financial statements for the year ended 31 December 2025, signed in Cairo on 5 February 2026 — read from the filing itself; the statement foots.</w:t>
             </w:r>
           </w:p>
         </w:tc>
@@ -5486,6 +5486,97 @@
                 <w:color w:val="1C3A36"/>
                 <w:sz w:val="13"/>
               </w:rPr>
+              <w:t>net funds h1 2026</w:t>
+            </w:r>
+          </w:p>
+        </w:tc>
+        <w:tc>
+          <w:tcPr>
+            <w:tcW w:type="dxa" w:w="1440"/>
+          </w:tcPr>
+          <w:p>
+            <w:pPr>
+              <w:spacing w:after="20"/>
+              <w:jc w:val="right"/>
+            </w:pPr>
+            <w:r>
+              <w:rPr>
+                <w:color w:val="1C3A36"/>
+                <w:sz w:val="13"/>
+              </w:rPr>
+              <w:t>12253.9</w:t>
+            </w:r>
+          </w:p>
+        </w:tc>
+        <w:tc>
+          <w:tcPr>
+            <w:tcW w:type="dxa" w:w="1080"/>
+          </w:tcPr>
+          <w:p>
+            <w:pPr>
+              <w:spacing w:after="20"/>
+              <w:jc w:val="right"/>
+            </w:pPr>
+            <w:r>
+              <w:rPr>
+                <w:color w:val="1C3A36"/>
+                <w:sz w:val="13"/>
+              </w:rPr>
+              <w:t>2026-07-30</w:t>
+            </w:r>
+          </w:p>
+        </w:tc>
+        <w:tc>
+          <w:tcPr>
+            <w:tcW w:type="dxa" w:w="720"/>
+          </w:tcPr>
+          <w:p>
+            <w:pPr>
+              <w:spacing w:after="20"/>
+              <w:jc w:val="right"/>
+            </w:pPr>
+            <w:r>
+              <w:rPr>
+                <w:color w:val="1C3A36"/>
+                <w:sz w:val="13"/>
+              </w:rPr>
+              <w:t>A</w:t>
+            </w:r>
+          </w:p>
+        </w:tc>
+        <w:tc>
+          <w:tcPr>
+            <w:tcW w:type="dxa" w:w="5040"/>
+          </w:tcPr>
+          <w:p>
+            <w:pPr>
+              <w:spacing w:after="20"/>
+              <w:jc w:val="right"/>
+            </w:pPr>
+            <w:r>
+              <w:rPr>
+                <w:color w:val="1C3A36"/>
+                <w:sz w:val="13"/>
+              </w:rPr>
+              <w:t>The condensed consolidated interim financial statements for the six months ended 30 June 2026, limited review, signed 30 July 2026.</w:t>
+            </w:r>
+          </w:p>
+        </w:tc>
+      </w:tr>
+      <w:tr>
+        <w:tc>
+          <w:tcPr>
+            <w:tcW w:type="dxa" w:w="1800"/>
+          </w:tcPr>
+          <w:p>
+            <w:pPr>
+              <w:spacing w:after="20"/>
+            </w:pPr>
+            <w:r>
+              <w:rPr>
+                <w:color w:val="1C3A36"/>
+                <w:sz w:val="13"/>
+              </w:rPr>
               <w:t>np fy2025</w:t>
             </w:r>
           </w:p>
@@ -5559,6 +5650,97 @@
                 <w:sz w:val="13"/>
               </w:rPr>
               <w:t>The audited consolidated financial statements for the year ended 31 December 2025, signed in Cairo on 5 February 2026 — read from the filing itself; the statement foots.</w:t>
+            </w:r>
+          </w:p>
+        </w:tc>
+      </w:tr>
+      <w:tr>
+        <w:tc>
+          <w:tcPr>
+            <w:tcW w:type="dxa" w:w="1800"/>
+          </w:tcPr>
+          <w:p>
+            <w:pPr>
+              <w:spacing w:after="20"/>
+            </w:pPr>
+            <w:r>
+              <w:rPr>
+                <w:color w:val="1C3A36"/>
+                <w:sz w:val="13"/>
+              </w:rPr>
+              <w:t>np fy25</w:t>
+            </w:r>
+          </w:p>
+        </w:tc>
+        <w:tc>
+          <w:tcPr>
+            <w:tcW w:type="dxa" w:w="1440"/>
+          </w:tcPr>
+          <w:p>
+            <w:pPr>
+              <w:spacing w:after="20"/>
+              <w:jc w:val="right"/>
+            </w:pPr>
+            <w:r>
+              <w:rPr>
+                <w:color w:val="1C3A36"/>
+                <w:sz w:val="13"/>
+              </w:rPr>
+              <w:t>12588.6</w:t>
+            </w:r>
+          </w:p>
+        </w:tc>
+        <w:tc>
+          <w:tcPr>
+            <w:tcW w:type="dxa" w:w="1080"/>
+          </w:tcPr>
+          <w:p>
+            <w:pPr>
+              <w:spacing w:after="20"/>
+              <w:jc w:val="right"/>
+            </w:pPr>
+            <w:r>
+              <w:rPr>
+                <w:color w:val="1C3A36"/>
+                <w:sz w:val="13"/>
+              </w:rPr>
+              <w:t>2025-12-31</w:t>
+            </w:r>
+          </w:p>
+        </w:tc>
+        <w:tc>
+          <w:tcPr>
+            <w:tcW w:type="dxa" w:w="720"/>
+          </w:tcPr>
+          <w:p>
+            <w:pPr>
+              <w:spacing w:after="20"/>
+              <w:jc w:val="right"/>
+            </w:pPr>
+            <w:r>
+              <w:rPr>
+                <w:color w:val="1C3A36"/>
+                <w:sz w:val="13"/>
+              </w:rPr>
+              <w:t>A</w:t>
+            </w:r>
+          </w:p>
+        </w:tc>
+        <w:tc>
+          <w:tcPr>
+            <w:tcW w:type="dxa" w:w="5040"/>
+          </w:tcPr>
+          <w:p>
+            <w:pPr>
+              <w:spacing w:after="20"/>
+              <w:jc w:val="right"/>
+            </w:pPr>
+            <w:r>
+              <w:rPr>
+                <w:color w:val="1C3A36"/>
+                <w:sz w:val="13"/>
+              </w:rPr>
+              <w:t>ADIB-Egypt audited consolidated financial statements for the year ended 31 December 2025 — profit attributable to the bank's shareholders, EGP 12,588,572 thousand.</w:t>
             </w:r>
           </w:p>
         </w:tc>

--- a/engine/adib_study/ADIB_Bibliography_10-09-2026.docx
+++ b/engine/adib_study/ADIB_Bibliography_10-09-2026.docx
@@ -2355,7 +2355,7 @@
                 <w:color w:val="1C3A36"/>
                 <w:sz w:val="13"/>
               </w:rPr>
-              <w:t>A</w:t>
+              <w:t>Company</w:t>
             </w:r>
           </w:p>
         </w:tc>
@@ -2446,7 +2446,7 @@
                 <w:color w:val="1C3A36"/>
                 <w:sz w:val="13"/>
               </w:rPr>
-              <w:t>A</w:t>
+              <w:t>Company</w:t>
             </w:r>
           </w:p>
         </w:tc>
@@ -2537,7 +2537,7 @@
                 <w:color w:val="1C3A36"/>
                 <w:sz w:val="13"/>
               </w:rPr>
-              <w:t>A</w:t>
+              <w:t>Company</w:t>
             </w:r>
           </w:p>
         </w:tc>
@@ -2719,7 +2719,7 @@
                 <w:color w:val="1C3A36"/>
                 <w:sz w:val="13"/>
               </w:rPr>
-              <w:t>A</w:t>
+              <w:t>Company</w:t>
             </w:r>
           </w:p>
         </w:tc>
@@ -2901,7 +2901,7 @@
                 <w:color w:val="1C3A36"/>
                 <w:sz w:val="13"/>
               </w:rPr>
-              <w:t>A</w:t>
+              <w:t>Company</w:t>
             </w:r>
           </w:p>
         </w:tc>
@@ -2992,7 +2992,7 @@
                 <w:color w:val="1C3A36"/>
                 <w:sz w:val="13"/>
               </w:rPr>
-              <w:t>A</w:t>
+              <w:t>Company</w:t>
             </w:r>
           </w:p>
         </w:tc>
@@ -3356,7 +3356,7 @@
                 <w:color w:val="1C3A36"/>
                 <w:sz w:val="13"/>
               </w:rPr>
-              <w:t>A</w:t>
+              <w:t>Company</w:t>
             </w:r>
           </w:p>
         </w:tc>
@@ -3447,7 +3447,7 @@
                 <w:color w:val="1C3A36"/>
                 <w:sz w:val="13"/>
               </w:rPr>
-              <w:t>A</w:t>
+              <w:t>Company</w:t>
             </w:r>
           </w:p>
         </w:tc>
@@ -3538,7 +3538,7 @@
                 <w:color w:val="1C3A36"/>
                 <w:sz w:val="13"/>
               </w:rPr>
-              <w:t>A</w:t>
+              <w:t>Company</w:t>
             </w:r>
           </w:p>
         </w:tc>
@@ -3629,7 +3629,7 @@
                 <w:color w:val="1C3A36"/>
                 <w:sz w:val="13"/>
               </w:rPr>
-              <w:t>A</w:t>
+              <w:t>Company</w:t>
             </w:r>
           </w:p>
         </w:tc>
@@ -3720,7 +3720,7 @@
                 <w:color w:val="1C3A36"/>
                 <w:sz w:val="13"/>
               </w:rPr>
-              <w:t>A</w:t>
+              <w:t>Company</w:t>
             </w:r>
           </w:p>
         </w:tc>
@@ -4175,7 +4175,7 @@
                 <w:color w:val="1C3A36"/>
                 <w:sz w:val="13"/>
               </w:rPr>
-              <w:t>A</w:t>
+              <w:t>Company</w:t>
             </w:r>
           </w:p>
         </w:tc>
@@ -4266,7 +4266,7 @@
                 <w:color w:val="1C3A36"/>
                 <w:sz w:val="13"/>
               </w:rPr>
-              <w:t>A</w:t>
+              <w:t>Company</w:t>
             </w:r>
           </w:p>
         </w:tc>
@@ -4539,7 +4539,7 @@
                 <w:color w:val="1C3A36"/>
                 <w:sz w:val="13"/>
               </w:rPr>
-              <w:t>A</w:t>
+              <w:t>Company</w:t>
             </w:r>
           </w:p>
         </w:tc>
@@ -4630,7 +4630,7 @@
                 <w:color w:val="1C3A36"/>
                 <w:sz w:val="13"/>
               </w:rPr>
-              <w:t>A</w:t>
+              <w:t>Company</w:t>
             </w:r>
           </w:p>
         </w:tc>
@@ -4994,7 +4994,7 @@
                 <w:color w:val="1C3A36"/>
                 <w:sz w:val="13"/>
               </w:rPr>
-              <w:t>A</w:t>
+              <w:t>Company</w:t>
             </w:r>
           </w:p>
         </w:tc>
@@ -5176,7 +5176,7 @@
                 <w:color w:val="1C3A36"/>
                 <w:sz w:val="13"/>
               </w:rPr>
-              <w:t>A</w:t>
+              <w:t>Company</w:t>
             </w:r>
           </w:p>
         </w:tc>
@@ -5267,7 +5267,7 @@
                 <w:color w:val="1C3A36"/>
                 <w:sz w:val="13"/>
               </w:rPr>
-              <w:t>A</w:t>
+              <w:t>Company</w:t>
             </w:r>
           </w:p>
         </w:tc>
@@ -5358,7 +5358,7 @@
                 <w:color w:val="1C3A36"/>
                 <w:sz w:val="13"/>
               </w:rPr>
-              <w:t>A</w:t>
+              <w:t>Company</w:t>
             </w:r>
           </w:p>
         </w:tc>
@@ -5449,7 +5449,7 @@
                 <w:color w:val="1C3A36"/>
                 <w:sz w:val="13"/>
               </w:rPr>
-              <w:t>A</w:t>
+              <w:t>Company</w:t>
             </w:r>
           </w:p>
         </w:tc>
@@ -5540,7 +5540,7 @@
                 <w:color w:val="1C3A36"/>
                 <w:sz w:val="13"/>
               </w:rPr>
-              <w:t>A</w:t>
+              <w:t>Company</w:t>
             </w:r>
           </w:p>
         </w:tc>
@@ -5631,7 +5631,7 @@
                 <w:color w:val="1C3A36"/>
                 <w:sz w:val="13"/>
               </w:rPr>
-              <w:t>A</w:t>
+              <w:t>Company</w:t>
             </w:r>
           </w:p>
         </w:tc>
@@ -5722,7 +5722,7 @@
                 <w:color w:val="1C3A36"/>
                 <w:sz w:val="13"/>
               </w:rPr>
-              <w:t>A</w:t>
+              <w:t>Company</w:t>
             </w:r>
           </w:p>
         </w:tc>
@@ -5813,7 +5813,7 @@
                 <w:color w:val="1C3A36"/>
                 <w:sz w:val="13"/>
               </w:rPr>
-              <w:t>A</w:t>
+              <w:t>Company</w:t>
             </w:r>
           </w:p>
         </w:tc>
@@ -5904,7 +5904,7 @@
                 <w:color w:val="1C3A36"/>
                 <w:sz w:val="13"/>
               </w:rPr>
-              <w:t>A</w:t>
+              <w:t>Company</w:t>
             </w:r>
           </w:p>
         </w:tc>
@@ -5995,7 +5995,7 @@
                 <w:color w:val="1C3A36"/>
                 <w:sz w:val="13"/>
               </w:rPr>
-              <w:t>A</w:t>
+              <w:t>Company</w:t>
             </w:r>
           </w:p>
         </w:tc>
@@ -6359,7 +6359,7 @@
                 <w:color w:val="1C3A36"/>
                 <w:sz w:val="13"/>
               </w:rPr>
-              <w:t>A</w:t>
+              <w:t>Company</w:t>
             </w:r>
           </w:p>
         </w:tc>
@@ -6996,7 +6996,7 @@
                 <w:color w:val="1C3A36"/>
                 <w:sz w:val="13"/>
               </w:rPr>
-              <w:t>A</w:t>
+              <w:t>Company</w:t>
             </w:r>
           </w:p>
         </w:tc>
@@ -7451,7 +7451,7 @@
                 <w:color w:val="1C3A36"/>
                 <w:sz w:val="13"/>
               </w:rPr>
-              <w:t>A</w:t>
+              <w:t>Company</w:t>
             </w:r>
           </w:p>
         </w:tc>
@@ -7633,7 +7633,7 @@
                 <w:color w:val="1C3A36"/>
                 <w:sz w:val="13"/>
               </w:rPr>
-              <w:t>A</w:t>
+              <w:t>Company</w:t>
             </w:r>
           </w:p>
         </w:tc>
